--- a/resume.docx
+++ b/resume.docx
@@ -27,8 +27,13 @@
     </w:p>
     <w:p>
       <w:pPr>
+        <w:tabs>
+          <w:tab w:val="right" w:leader="none" w:pos="9360"/>
+        </w:tabs>
         <w:spacing w:after="100" w:before="0" w:lineRule="auto"/>
-        <w:rPr/>
+        <w:rPr>
+          <w:color w:val="434343"/>
+        </w:rPr>
       </w:pPr>
       <w:r>
         <w:rPr>
@@ -38,7 +43,27 @@
           <w:szCs w:val="22"/>
           <w:rtl w:val="0"/>
         </w:rPr>
-        <w:t xml:space="preserve">Software Developer  ·  Full-Stack  ·  Backend  ·  Mobile</w:t>
+        <w:t xml:space="preserve">Software Developer  ·  Full-Stack  ·  Backend  ·  Mobile </w:t>
+      </w:r>
+      <w:r>
+        <w:rPr>
+          <w:rFonts w:ascii="Garamond" w:cs="Garamond" w:eastAsia="Garamond" w:hAnsi="Garamond"/>
+          <w:color w:val="888888"/>
+          <w:sz w:val="20"/>
+          <w:szCs w:val="20"/>
+          <w:rtl w:val="0"/>
+        </w:rPr>
+        <w:tab/>
+      </w:r>
+      <w:r>
+        <w:rPr>
+          <w:rFonts w:ascii="Garamond" w:cs="Garamond" w:eastAsia="Garamond" w:hAnsi="Garamond"/>
+          <w:color w:val="434343"/>
+          <w:sz w:val="20"/>
+          <w:szCs w:val="20"/>
+          <w:rtl w:val="0"/>
+        </w:rPr>
+        <w:t xml:space="preserve">Portuguese (Native)  ·  English (B2)</w:t>
       </w:r>
       <w:r>
         <w:rPr>
@@ -73,7 +98,7 @@
         <w:rPr>
           <w:rtl w:val="0"/>
         </w:rPr>
-        <w:t xml:space="preserve">    </w:t>
+        <w:t xml:space="preserve">  </w:t>
       </w:r>
       <w:hyperlink r:id="rId8">
         <w:r>
@@ -92,7 +117,7 @@
         <w:rPr>
           <w:rtl w:val="0"/>
         </w:rPr>
-        <w:t xml:space="preserve">    </w:t>
+        <w:t xml:space="preserve">  </w:t>
       </w:r>
       <w:hyperlink r:id="rId9">
         <w:r>
@@ -111,7 +136,7 @@
         <w:rPr>
           <w:rtl w:val="0"/>
         </w:rPr>
-        <w:t xml:space="preserve">    </w:t>
+        <w:t xml:space="preserve">  </w:t>
       </w:r>
       <w:hyperlink r:id="rId10">
         <w:r>
@@ -139,6 +164,7 @@
       </w:pPr>
       <w:r>
         <w:rPr>
+          <w:rFonts w:ascii="Garamond" w:cs="Garamond" w:eastAsia="Garamond" w:hAnsi="Garamond"/>
           <w:color w:val="555555"/>
           <w:sz w:val="20"/>
           <w:szCs w:val="20"/>
@@ -155,9 +181,9 @@
     <w:p>
       <w:pPr>
         <w:pBdr>
-          <w:bottom w:color="999999" w:space="4" w:sz="6" w:val="single"/>
+          <w:bottom w:color="bbbbbb" w:space="4" w:sz="6" w:val="single"/>
         </w:pBdr>
-        <w:spacing w:after="0" w:before="220" w:lineRule="auto"/>
+        <w:spacing w:after="0" w:before="340" w:lineRule="auto"/>
         <w:rPr/>
       </w:pPr>
       <w:r>
@@ -181,73 +207,28 @@
     </w:p>
     <w:p>
       <w:pPr>
-        <w:spacing w:after="60" w:before="0" w:lineRule="auto"/>
-        <w:rPr/>
-      </w:pPr>
-      <w:r>
-        <w:rPr>
-          <w:rtl w:val="0"/>
-        </w:rPr>
-      </w:r>
-    </w:p>
-    <w:p>
-      <w:pPr>
         <w:spacing w:after="80" w:before="0" w:lineRule="auto"/>
         <w:rPr/>
       </w:pPr>
       <w:r>
         <w:rPr>
-          <w:rFonts w:ascii="Garamond" w:cs="Garamond" w:eastAsia="Garamond" w:hAnsi="Garamond"/>
-          <w:color w:val="1a1a1a"/>
-          <w:sz w:val="20"/>
-          <w:szCs w:val="20"/>
-          <w:rtl w:val="0"/>
-        </w:rPr>
-        <w:t xml:space="preserve">Versatile software developer with 4+ years of experience across backend, web, and mobile platforms. Proficient in </w:t>
-      </w:r>
-      <w:r>
-        <w:rPr>
-          <w:rFonts w:ascii="Garamond" w:cs="Garamond" w:eastAsia="Garamond" w:hAnsi="Garamond"/>
-          <w:b w:val="1"/>
-          <w:bCs w:val="1"/>
-          <w:color w:val="1a1a1a"/>
-          <w:sz w:val="20"/>
-          <w:szCs w:val="20"/>
-          <w:rtl w:val="0"/>
-        </w:rPr>
-        <w:t xml:space="preserve">Golang, TypeScript, Node.js, React, React Native, C/C++, PostgreSQL, </w:t>
-      </w:r>
-      <w:r>
-        <w:rPr>
-          <w:rFonts w:ascii="Garamond" w:cs="Garamond" w:eastAsia="Garamond" w:hAnsi="Garamond"/>
-          <w:color w:val="1a1a1a"/>
-          <w:sz w:val="20"/>
-          <w:szCs w:val="20"/>
-          <w:rtl w:val="0"/>
-        </w:rPr>
-        <w:t xml:space="preserve">and cloud services (AWS, Firebase, Oracle Cloud). Experienced in SaaS development, IoT integrations, and full-stack product delivery. </w:t>
-      </w:r>
-      <w:r>
-        <w:rPr>
-          <w:rFonts w:ascii="Garamond" w:cs="Garamond" w:eastAsia="Garamond" w:hAnsi="Garamond"/>
-          <w:b w:val="1"/>
-          <w:bCs w:val="1"/>
-          <w:color w:val="1a1a1a"/>
-          <w:sz w:val="20"/>
-          <w:szCs w:val="20"/>
-          <w:rtl w:val="0"/>
-        </w:rPr>
-        <w:t xml:space="preserve">Computer Science degree at UFMS</w:t>
-      </w:r>
-      <w:r>
-        <w:rPr>
-          <w:rFonts w:ascii="Garamond" w:cs="Garamond" w:eastAsia="Garamond" w:hAnsi="Garamond"/>
-          <w:color w:val="1a1a1a"/>
-          <w:sz w:val="20"/>
-          <w:szCs w:val="20"/>
-          <w:rtl w:val="0"/>
-        </w:rPr>
-        <w:t xml:space="preserve">. English and Portuguese, adaptable, and focused on scalable, maintainable solutions.</w:t>
+          <w:rtl w:val="0"/>
+        </w:rPr>
+      </w:r>
+    </w:p>
+    <w:p>
+      <w:pPr>
+        <w:spacing w:after="80" w:before="0" w:lineRule="auto"/>
+        <w:rPr/>
+      </w:pPr>
+      <w:r>
+        <w:rPr>
+          <w:color w:val="1a1a1a"/>
+          <w:sz w:val="20"/>
+          <w:szCs w:val="20"/>
+          <w:rtl w:val="0"/>
+        </w:rPr>
+        <w:t xml:space="preserve">Full-stack software developer with 3+ years building production-grade mobile, backend, and web systems. Specializes in TypeScript, React Native, and NestJS on serverless AWS architectures following DDD and Clean Architecture. Shipped apps serving 300,000+ users globally and contributed academic research in combinatorial optimization. Comfortable owning full product delivery — from architecture decisions to CI/CD pipelines.</w:t>
       </w:r>
       <w:r>
         <w:rPr>
@@ -258,9 +239,9 @@
     <w:p>
       <w:pPr>
         <w:pBdr>
-          <w:bottom w:color="999999" w:space="4" w:sz="6" w:val="single"/>
+          <w:bottom w:color="bbbbbb" w:space="4" w:sz="6" w:val="single"/>
         </w:pBdr>
-        <w:spacing w:after="0" w:before="220" w:lineRule="auto"/>
+        <w:spacing w:after="0" w:before="340" w:lineRule="auto"/>
         <w:rPr/>
       </w:pPr>
       <w:r>
@@ -284,7 +265,7 @@
     </w:p>
     <w:p>
       <w:pPr>
-        <w:spacing w:after="60" w:before="0" w:lineRule="auto"/>
+        <w:spacing w:after="80" w:before="0" w:lineRule="auto"/>
         <w:rPr/>
       </w:pPr>
       <w:r>
@@ -298,24 +279,21 @@
         <w:tabs>
           <w:tab w:val="right" w:leader="none" w:pos="9360"/>
         </w:tabs>
-        <w:spacing w:after="20" w:before="140" w:lineRule="auto"/>
-        <w:rPr/>
-      </w:pPr>
-      <w:hyperlink r:id="rId11">
-        <w:r>
-          <w:rPr>
-            <w:rFonts w:ascii="Garamond" w:cs="Garamond" w:eastAsia="Garamond" w:hAnsi="Garamond"/>
-            <w:b w:val="1"/>
-            <w:bCs w:val="1"/>
-            <w:color w:val="1155cc"/>
-            <w:sz w:val="22"/>
-            <w:szCs w:val="22"/>
-            <w:u w:val="single"/>
-            <w:rtl w:val="0"/>
-          </w:rPr>
-          <w:t xml:space="preserve">Fleye</w:t>
-        </w:r>
-      </w:hyperlink>
+        <w:spacing w:after="10" w:before="180" w:lineRule="auto"/>
+        <w:rPr/>
+      </w:pPr>
+      <w:r>
+        <w:rPr>
+          <w:rFonts w:ascii="Garamond" w:cs="Garamond" w:eastAsia="Garamond" w:hAnsi="Garamond"/>
+          <w:b w:val="1"/>
+          <w:bCs w:val="1"/>
+          <w:color w:val="1a1a1a"/>
+          <w:sz w:val="22"/>
+          <w:szCs w:val="22"/>
+          <w:rtl w:val="0"/>
+        </w:rPr>
+        <w:t xml:space="preserve">Fleye</w:t>
+      </w:r>
       <w:r>
         <w:rPr>
           <w:rFonts w:ascii="Garamond" w:cs="Garamond" w:eastAsia="Garamond" w:hAnsi="Garamond"/>
@@ -324,12 +302,7 @@
           <w:szCs w:val="20"/>
           <w:rtl w:val="0"/>
         </w:rPr>
-        <w:t xml:space="preserve"> Remote / Brazil</w:t>
-      </w:r>
-      <w:r>
-        <w:rPr>
-          <w:rtl w:val="0"/>
-        </w:rPr>
+        <w:t xml:space="preserve">   Remote / Brazil</w:t>
         <w:tab/>
       </w:r>
       <w:r>
@@ -352,23 +325,143 @@
     </w:p>
     <w:p>
       <w:pPr>
-        <w:spacing w:after="60" w:before="0" w:lineRule="auto"/>
-        <w:rPr>
+        <w:spacing w:after="10" w:before="0" w:lineRule="auto"/>
+        <w:rPr/>
+      </w:pPr>
+      <w:r>
+        <w:rPr>
+          <w:rFonts w:ascii="Garamond" w:cs="Garamond" w:eastAsia="Garamond" w:hAnsi="Garamond"/>
           <w:i w:val="1"/>
           <w:iCs w:val="1"/>
-        </w:rPr>
-      </w:pPr>
-      <w:r>
-        <w:rPr>
-          <w:rFonts w:ascii="Garamond" w:cs="Garamond" w:eastAsia="Garamond" w:hAnsi="Garamond"/>
-          <w:i w:val="1"/>
-          <w:iCs w:val="1"/>
           <w:color w:val="1a1a1a"/>
           <w:sz w:val="20"/>
           <w:szCs w:val="20"/>
           <w:rtl w:val="0"/>
         </w:rPr>
         <w:t xml:space="preserve">Full Stack Developer</w:t>
+      </w:r>
+      <w:r>
+        <w:rPr>
+          <w:rtl w:val="0"/>
+        </w:rPr>
+      </w:r>
+    </w:p>
+    <w:p>
+      <w:pPr>
+        <w:spacing w:after="60" w:before="0" w:lineRule="auto"/>
+        <w:rPr/>
+      </w:pPr>
+      <w:r>
+        <w:rPr>
+          <w:rFonts w:ascii="Garamond" w:cs="Garamond" w:eastAsia="Garamond" w:hAnsi="Garamond"/>
+          <w:color w:val="888888"/>
+          <w:sz w:val="19"/>
+          <w:szCs w:val="19"/>
+          <w:rtl w:val="0"/>
+        </w:rPr>
+        <w:t xml:space="preserve">Digital product studio specializing in mobile apps</w:t>
+      </w:r>
+      <w:r>
+        <w:rPr>
+          <w:rtl w:val="0"/>
+        </w:rPr>
+      </w:r>
+    </w:p>
+    <w:p>
+      <w:pPr>
+        <w:keepNext w:val="0"/>
+        <w:keepLines w:val="0"/>
+        <w:pageBreakBefore w:val="0"/>
+        <w:widowControl w:val="1"/>
+        <w:pBdr>
+          <w:top w:space="0" w:sz="0" w:val="nil"/>
+          <w:left w:space="0" w:sz="0" w:val="nil"/>
+          <w:bottom w:space="0" w:sz="0" w:val="nil"/>
+          <w:right w:space="0" w:sz="0" w:val="nil"/>
+          <w:between w:space="0" w:sz="0" w:val="nil"/>
+        </w:pBdr>
+        <w:shd w:fill="auto" w:val="clear"/>
+        <w:spacing w:after="50" w:before="0" w:line="240" w:lineRule="auto"/>
+        <w:ind w:left="0" w:right="0" w:firstLine="0"/>
+        <w:jc w:val="left"/>
+        <w:rPr>
+          <w:rFonts w:ascii="Garamond" w:cs="Garamond" w:eastAsia="Garamond" w:hAnsi="Garamond"/>
+          <w:b w:val="0"/>
+          <w:bCs w:val="0"/>
+          <w:i w:val="0"/>
+          <w:iCs w:val="0"/>
+          <w:smallCaps w:val="0"/>
+          <w:strike w:val="0"/>
+          <w:color w:val="000000"/>
+          <w:sz w:val="22"/>
+          <w:szCs w:val="22"/>
+          <w:u w:val="none"/>
+          <w:shd w:fill="auto" w:val="clear"/>
+          <w:vertAlign w:val="baseline"/>
+        </w:rPr>
+      </w:pPr>
+      <w:r>
+        <w:rPr>
+          <w:rtl w:val="0"/>
+        </w:rPr>
+      </w:r>
+    </w:p>
+    <w:p>
+      <w:pPr>
+        <w:numPr>
+          <w:ilvl w:val="0"/>
+          <w:numId w:val="1"/>
+        </w:numPr>
+        <w:spacing w:after="50" w:lineRule="auto"/>
+        <w:ind w:left="360" w:hanging="200"/>
+      </w:pPr>
+      <w:r>
+        <w:rPr>
+          <w:rtl w:val="0"/>
+        </w:rPr>
+        <w:t xml:space="preserve">Shipped </w:t>
+      </w:r>
+      <w:r>
+        <w:rPr>
+          <w:b w:val="1"/>
+          <w:bCs w:val="1"/>
+          <w:rtl w:val="0"/>
+        </w:rPr>
+        <w:t xml:space="preserve">Capela</w:t>
+      </w:r>
+      <w:r>
+        <w:rPr>
+          <w:rtl w:val="0"/>
+        </w:rPr>
+        <w:t xml:space="preserve">, a liturgy and spiritual life app, and contributed to </w:t>
+      </w:r>
+      <w:r>
+        <w:rPr>
+          <w:b w:val="1"/>
+          <w:bCs w:val="1"/>
+          <w:rtl w:val="0"/>
+        </w:rPr>
+        <w:t xml:space="preserve">IELB+</w:t>
+      </w:r>
+      <w:r>
+        <w:rPr>
+          <w:rtl w:val="0"/>
+        </w:rPr>
+        <w:t xml:space="preserve">, a streaming platform for music, books, and audio — together serving </w:t>
+      </w:r>
+      <w:r>
+        <w:rPr>
+          <w:b w:val="1"/>
+          <w:bCs w:val="1"/>
+          <w:rtl w:val="0"/>
+        </w:rPr>
+        <w:t xml:space="preserve">300,000+ global users</w:t>
+      </w:r>
+      <w:r>
+        <w:rPr>
+          <w:rtl w:val="0"/>
+        </w:rPr>
+        <w:t xml:space="preserve"> across millions of document updates.</w:t>
       </w:r>
       <w:r>
         <w:rPr>
@@ -394,29 +487,19 @@
           <w:between w:space="0" w:sz="0" w:val="nil"/>
         </w:pBdr>
         <w:shd w:fill="auto" w:val="clear"/>
-        <w:spacing w:after="40" w:before="0" w:line="240" w:lineRule="auto"/>
+        <w:spacing w:after="50" w:before="0" w:line="240" w:lineRule="auto"/>
         <w:ind w:left="360" w:right="0" w:hanging="200"/>
         <w:jc w:val="left"/>
         <w:rPr/>
       </w:pPr>
       <w:r>
         <w:rPr>
-          <w:rFonts w:ascii="Garamond" w:cs="Garamond" w:eastAsia="Garamond" w:hAnsi="Garamond"/>
-          <w:b w:val="0"/>
-          <w:bCs w:val="0"/>
-          <w:i w:val="0"/>
-          <w:iCs w:val="0"/>
-          <w:smallCaps w:val="0"/>
-          <w:strike w:val="0"/>
-          <w:color w:val="1a1a1a"/>
-          <w:sz w:val="20"/>
-          <w:szCs w:val="20"/>
-          <w:u w:val="none"/>
-          <w:shd w:fill="auto" w:val="clear"/>
-          <w:vertAlign w:val="baseline"/>
-          <w:rtl w:val="0"/>
-        </w:rPr>
-        <w:t xml:space="preserve">Building cross-platform mobile apps with React Native, Expo, and Expo Router for community-driven digital products.</w:t>
+          <w:color w:val="1a1a1a"/>
+          <w:sz w:val="20"/>
+          <w:szCs w:val="20"/>
+          <w:rtl w:val="0"/>
+        </w:rPr>
+        <w:t xml:space="preserve">Established engineering standards including TDD (Jest &amp; Pactum), Docker-based CI/CD test isolation, and observability with Sentry and PostHog.</w:t>
       </w:r>
       <w:r>
         <w:rPr>
@@ -442,29 +525,30 @@
           <w:between w:space="0" w:sz="0" w:val="nil"/>
         </w:pBdr>
         <w:shd w:fill="auto" w:val="clear"/>
-        <w:spacing w:after="40" w:before="0" w:line="240" w:lineRule="auto"/>
+        <w:spacing w:after="50" w:before="0" w:line="240" w:lineRule="auto"/>
         <w:ind w:left="360" w:right="0" w:hanging="200"/>
         <w:jc w:val="left"/>
         <w:rPr/>
       </w:pPr>
       <w:r>
         <w:rPr>
-          <w:rFonts w:ascii="Garamond" w:cs="Garamond" w:eastAsia="Garamond" w:hAnsi="Garamond"/>
-          <w:b w:val="0"/>
-          <w:bCs w:val="0"/>
-          <w:i w:val="0"/>
-          <w:iCs w:val="0"/>
-          <w:smallCaps w:val="0"/>
-          <w:strike w:val="0"/>
-          <w:color w:val="1a1a1a"/>
-          <w:sz w:val="20"/>
-          <w:szCs w:val="20"/>
-          <w:u w:val="none"/>
-          <w:shd w:fill="auto" w:val="clear"/>
-          <w:vertAlign w:val="baseline"/>
-          <w:rtl w:val="0"/>
-        </w:rPr>
-        <w:t xml:space="preserve">Developing NestJS backends following Domain-Driven Design and Clean Architecture on a serverless AWS stack (Lambda, Cognito, S3, SNS, SQS, EventBridge) managed via AWS CDK/IAC.</w:t>
+          <w:rtl w:val="0"/>
+        </w:rPr>
+        <w:t xml:space="preserve">Designed a </w:t>
+      </w:r>
+      <w:r>
+        <w:rPr>
+          <w:b w:val="1"/>
+          <w:bCs w:val="1"/>
+          <w:rtl w:val="0"/>
+        </w:rPr>
+        <w:t xml:space="preserve">Turborepo monorepo</w:t>
+      </w:r>
+      <w:r>
+        <w:rPr>
+          <w:rtl w:val="0"/>
+        </w:rPr>
+        <w:t xml:space="preserve"> with strict package boundaries and full multi-environment support (dev / staging / production), improving team velocity and deployment reliability.</w:t>
       </w:r>
       <w:r>
         <w:rPr>
@@ -490,38 +574,51 @@
           <w:between w:space="0" w:sz="0" w:val="nil"/>
         </w:pBdr>
         <w:shd w:fill="auto" w:val="clear"/>
-        <w:spacing w:after="40" w:before="0" w:line="240" w:lineRule="auto"/>
+        <w:spacing w:after="50" w:before="0" w:line="240" w:lineRule="auto"/>
         <w:ind w:left="360" w:right="0" w:hanging="200"/>
         <w:jc w:val="left"/>
         <w:rPr/>
       </w:pPr>
       <w:r>
         <w:rPr>
-          <w:color w:val="1a1a1a"/>
-          <w:sz w:val="20"/>
-          <w:szCs w:val="20"/>
-          <w:rtl w:val="0"/>
-        </w:rPr>
-        <w:t xml:space="preserve">Keep architecting the</w:t>
-      </w:r>
-      <w:r>
-        <w:rPr>
-          <w:rFonts w:ascii="Garamond" w:cs="Garamond" w:eastAsia="Garamond" w:hAnsi="Garamond"/>
-          <w:b w:val="0"/>
-          <w:bCs w:val="0"/>
-          <w:i w:val="0"/>
-          <w:iCs w:val="0"/>
-          <w:smallCaps w:val="0"/>
-          <w:strike w:val="0"/>
-          <w:color w:val="1a1a1a"/>
-          <w:sz w:val="20"/>
-          <w:szCs w:val="20"/>
-          <w:u w:val="none"/>
-          <w:shd w:fill="auto" w:val="clear"/>
-          <w:vertAlign w:val="baseline"/>
-          <w:rtl w:val="0"/>
-        </w:rPr>
-        <w:t xml:space="preserve"> Turborepo monorepo with clear package boundaries, shared tooling, and multi-environment deployments (dev / staging / production).</w:t>
+          <w:rtl w:val="0"/>
+        </w:rPr>
+        <w:t xml:space="preserve">Architected a </w:t>
+      </w:r>
+      <w:r>
+        <w:rPr>
+          <w:b w:val="1"/>
+          <w:bCs w:val="1"/>
+          <w:rtl w:val="0"/>
+        </w:rPr>
+        <w:t xml:space="preserve">serverless AWS backend</w:t>
+      </w:r>
+      <w:r>
+        <w:rPr>
+          <w:rtl w:val="0"/>
+        </w:rPr>
+        <w:t xml:space="preserve"> (Lambda, Cognito, S3, SNS, SQS, EventBridge) using NestJS with DDD and Clean Architecture, managed end-to-end via AWS CDK.</w:t>
+      </w:r>
+      <w:r>
+        <w:rPr>
+          <w:rtl w:val="0"/>
+        </w:rPr>
+      </w:r>
+    </w:p>
+    <w:p>
+      <w:pPr>
+        <w:numPr>
+          <w:ilvl w:val="0"/>
+          <w:numId w:val="1"/>
+        </w:numPr>
+        <w:spacing w:after="50" w:lineRule="auto"/>
+        <w:ind w:left="360" w:hanging="200"/>
+      </w:pPr>
+      <w:r>
+        <w:rPr>
+          <w:rtl w:val="0"/>
+        </w:rPr>
+        <w:t xml:space="preserve">Built a no-code admin framework enabling clients to manage content independently, reducing operational overhead and eliminating recurring developer involvement for routine updates.</w:t>
       </w:r>
       <w:r>
         <w:rPr>
@@ -547,7 +644,7 @@
           <w:between w:space="0" w:sz="0" w:val="nil"/>
         </w:pBdr>
         <w:shd w:fill="auto" w:val="clear"/>
-        <w:spacing w:after="40" w:before="0" w:line="240" w:lineRule="auto"/>
+        <w:spacing w:after="50" w:before="0" w:line="240" w:lineRule="auto"/>
         <w:ind w:left="360" w:right="0" w:hanging="200"/>
         <w:jc w:val="left"/>
         <w:rPr/>
@@ -569,7 +666,139 @@
           <w:vertAlign w:val="baseline"/>
           <w:rtl w:val="0"/>
         </w:rPr>
-        <w:t xml:space="preserve">Implementing MongoDB data layers (Mongoose, Repository Pattern), TDD with Jest &amp; Pactum, CI/CD pipelines with Docker-based test isolation, and observability via Sentry + PostHog.</w:t>
+        <w:t xml:space="preserve">Stack: React Native · Expo · NestJS · TypeScript · AWS CDK · MongoDB · Docker · Jest · Tailwind · Sentry · PostHog</w:t>
+      </w:r>
+      <w:r>
+        <w:rPr>
+          <w:rtl w:val="0"/>
+        </w:rPr>
+      </w:r>
+    </w:p>
+    <w:p>
+      <w:pPr>
+        <w:keepNext w:val="0"/>
+        <w:keepLines w:val="0"/>
+        <w:pageBreakBefore w:val="0"/>
+        <w:widowControl w:val="1"/>
+        <w:pBdr>
+          <w:top w:space="0" w:sz="0" w:val="nil"/>
+          <w:left w:space="0" w:sz="0" w:val="nil"/>
+          <w:bottom w:space="0" w:sz="0" w:val="nil"/>
+          <w:right w:space="0" w:sz="0" w:val="nil"/>
+          <w:between w:space="0" w:sz="0" w:val="nil"/>
+        </w:pBdr>
+        <w:shd w:fill="auto" w:val="clear"/>
+        <w:spacing w:after="50" w:before="0" w:line="240" w:lineRule="auto"/>
+        <w:ind w:left="360" w:right="0" w:firstLine="0"/>
+        <w:jc w:val="left"/>
+        <w:rPr>
+          <w:rFonts w:ascii="Garamond" w:cs="Garamond" w:eastAsia="Garamond" w:hAnsi="Garamond"/>
+          <w:b w:val="0"/>
+          <w:bCs w:val="0"/>
+          <w:i w:val="0"/>
+          <w:iCs w:val="0"/>
+          <w:smallCaps w:val="0"/>
+          <w:strike w:val="0"/>
+          <w:color w:val="000000"/>
+          <w:sz w:val="22"/>
+          <w:szCs w:val="22"/>
+          <w:u w:val="none"/>
+          <w:shd w:fill="auto" w:val="clear"/>
+          <w:vertAlign w:val="baseline"/>
+        </w:rPr>
+      </w:pPr>
+      <w:r>
+        <w:rPr>
+          <w:rtl w:val="0"/>
+        </w:rPr>
+      </w:r>
+    </w:p>
+    <w:p>
+      <w:pPr>
+        <w:tabs>
+          <w:tab w:val="right" w:leader="none" w:pos="9360"/>
+        </w:tabs>
+        <w:spacing w:after="10" w:before="180" w:lineRule="auto"/>
+        <w:rPr/>
+      </w:pPr>
+      <w:r>
+        <w:rPr>
+          <w:rFonts w:ascii="Garamond" w:cs="Garamond" w:eastAsia="Garamond" w:hAnsi="Garamond"/>
+          <w:b w:val="1"/>
+          <w:bCs w:val="1"/>
+          <w:color w:val="1a1a1a"/>
+          <w:sz w:val="22"/>
+          <w:szCs w:val="22"/>
+          <w:rtl w:val="0"/>
+        </w:rPr>
+        <w:t xml:space="preserve">Brbyte</w:t>
+      </w:r>
+      <w:r>
+        <w:rPr>
+          <w:rFonts w:ascii="Garamond" w:cs="Garamond" w:eastAsia="Garamond" w:hAnsi="Garamond"/>
+          <w:color w:val="555555"/>
+          <w:sz w:val="20"/>
+          <w:szCs w:val="20"/>
+          <w:rtl w:val="0"/>
+        </w:rPr>
+        <w:t xml:space="preserve">   Remote / Campo Grande</w:t>
+        <w:tab/>
+      </w:r>
+      <w:r>
+        <w:rPr>
+          <w:rFonts w:ascii="Garamond" w:cs="Garamond" w:eastAsia="Garamond" w:hAnsi="Garamond"/>
+          <w:i w:val="1"/>
+          <w:iCs w:val="1"/>
+          <w:color w:val="555555"/>
+          <w:sz w:val="20"/>
+          <w:szCs w:val="20"/>
+          <w:rtl w:val="0"/>
+        </w:rPr>
+        <w:t xml:space="preserve">Dec 2021 – Aug 2022</w:t>
+      </w:r>
+      <w:r>
+        <w:rPr>
+          <w:rtl w:val="0"/>
+        </w:rPr>
+      </w:r>
+    </w:p>
+    <w:p>
+      <w:pPr>
+        <w:spacing w:after="10" w:before="0" w:lineRule="auto"/>
+        <w:rPr/>
+      </w:pPr>
+      <w:r>
+        <w:rPr>
+          <w:rFonts w:ascii="Garamond" w:cs="Garamond" w:eastAsia="Garamond" w:hAnsi="Garamond"/>
+          <w:i w:val="1"/>
+          <w:iCs w:val="1"/>
+          <w:color w:val="1a1a1a"/>
+          <w:sz w:val="20"/>
+          <w:szCs w:val="20"/>
+          <w:rtl w:val="0"/>
+        </w:rPr>
+        <w:t xml:space="preserve">Software Developer</w:t>
+      </w:r>
+      <w:r>
+        <w:rPr>
+          <w:rtl w:val="0"/>
+        </w:rPr>
+      </w:r>
+    </w:p>
+    <w:p>
+      <w:pPr>
+        <w:spacing w:after="60" w:before="0" w:lineRule="auto"/>
+        <w:rPr/>
+      </w:pPr>
+      <w:r>
+        <w:rPr>
+          <w:rFonts w:ascii="Garamond" w:cs="Garamond" w:eastAsia="Garamond" w:hAnsi="Garamond"/>
+          <w:color w:val="888888"/>
+          <w:sz w:val="19"/>
+          <w:szCs w:val="19"/>
+          <w:rtl w:val="0"/>
+        </w:rPr>
+        <w:t xml:space="preserve">ISP and SaaS provider serving regional telecom and network clients</w:t>
       </w:r>
       <w:r>
         <w:rPr>
@@ -595,7 +824,7 @@
           <w:between w:space="0" w:sz="0" w:val="nil"/>
         </w:pBdr>
         <w:shd w:fill="auto" w:val="clear"/>
-        <w:spacing w:after="40" w:before="0" w:line="240" w:lineRule="auto"/>
+        <w:spacing w:after="50" w:before="0" w:line="240" w:lineRule="auto"/>
         <w:ind w:left="360" w:right="0" w:hanging="200"/>
         <w:jc w:val="left"/>
         <w:rPr/>
@@ -617,96 +846,7 @@
           <w:vertAlign w:val="baseline"/>
           <w:rtl w:val="0"/>
         </w:rPr>
-        <w:t xml:space="preserve">Contributed to </w:t>
-      </w:r>
-      <w:hyperlink r:id="rId12">
-        <w:r>
-          <w:rPr>
-            <w:rFonts w:ascii="Garamond" w:cs="Garamond" w:eastAsia="Garamond" w:hAnsi="Garamond"/>
-            <w:b w:val="0"/>
-            <w:bCs w:val="0"/>
-            <w:i w:val="0"/>
-            <w:iCs w:val="0"/>
-            <w:smallCaps w:val="0"/>
-            <w:strike w:val="0"/>
-            <w:color w:val="1155cc"/>
-            <w:sz w:val="20"/>
-            <w:szCs w:val="20"/>
-            <w:u w:val="single"/>
-            <w:shd w:fill="auto" w:val="clear"/>
-            <w:vertAlign w:val="baseline"/>
-            <w:rtl w:val="0"/>
-          </w:rPr>
-          <w:t xml:space="preserve">Capela app</w:t>
-        </w:r>
-      </w:hyperlink>
-      <w:r>
-        <w:rPr>
-          <w:rFonts w:ascii="Garamond" w:cs="Garamond" w:eastAsia="Garamond" w:hAnsi="Garamond"/>
-          <w:b w:val="0"/>
-          <w:bCs w:val="0"/>
-          <w:i w:val="0"/>
-          <w:iCs w:val="0"/>
-          <w:smallCaps w:val="0"/>
-          <w:strike w:val="0"/>
-          <w:color w:val="1a1a1a"/>
-          <w:sz w:val="20"/>
-          <w:szCs w:val="20"/>
-          <w:u w:val="none"/>
-          <w:shd w:fill="auto" w:val="clear"/>
-          <w:vertAlign w:val="baseline"/>
-          <w:rtl w:val="0"/>
-        </w:rPr>
-        <w:t xml:space="preserve"> (liturgy, meditations, life plan modules) </w:t>
-      </w:r>
-      <w:r>
-        <w:rPr>
-          <w:color w:val="1a1a1a"/>
-          <w:sz w:val="20"/>
-          <w:szCs w:val="20"/>
-          <w:rtl w:val="0"/>
-        </w:rPr>
-        <w:t xml:space="preserve">and </w:t>
-      </w:r>
-      <w:hyperlink r:id="rId13">
-        <w:r>
-          <w:rPr>
-            <w:color w:val="1155cc"/>
-            <w:sz w:val="20"/>
-            <w:szCs w:val="20"/>
-            <w:u w:val="single"/>
-            <w:rtl w:val="0"/>
-          </w:rPr>
-          <w:t xml:space="preserve">IELB+</w:t>
-        </w:r>
-      </w:hyperlink>
-      <w:r>
-        <w:rPr>
-          <w:color w:val="1a1a1a"/>
-          <w:sz w:val="20"/>
-          <w:szCs w:val="20"/>
-          <w:rtl w:val="0"/>
-        </w:rPr>
-        <w:t xml:space="preserve"> (Lutheran streaming platform)</w:t>
-      </w:r>
-      <w:r>
-        <w:rPr>
-          <w:rFonts w:ascii="Garamond" w:cs="Garamond" w:eastAsia="Garamond" w:hAnsi="Garamond"/>
-          <w:b w:val="0"/>
-          <w:bCs w:val="0"/>
-          <w:i w:val="0"/>
-          <w:iCs w:val="0"/>
-          <w:smallCaps w:val="0"/>
-          <w:strike w:val="0"/>
-          <w:color w:val="1a1a1a"/>
-          <w:sz w:val="20"/>
-          <w:szCs w:val="20"/>
-          <w:u w:val="none"/>
-          <w:shd w:fill="auto" w:val="clear"/>
-          <w:vertAlign w:val="baseline"/>
-          <w:rtl w:val="0"/>
-        </w:rPr>
-        <w:t xml:space="preserve">;  built a no-code admin framework for client content management.</w:t>
+        <w:t xml:space="preserve">Developed full-stack features across web, Android, and backend services for a SaaS platform.</w:t>
       </w:r>
       <w:r>
         <w:rPr>
@@ -732,7 +872,7 @@
           <w:between w:space="0" w:sz="0" w:val="nil"/>
         </w:pBdr>
         <w:shd w:fill="auto" w:val="clear"/>
-        <w:spacing w:after="40" w:before="0" w:line="240" w:lineRule="auto"/>
+        <w:spacing w:after="50" w:before="0" w:line="240" w:lineRule="auto"/>
         <w:ind w:left="360" w:right="0" w:hanging="200"/>
         <w:jc w:val="left"/>
         <w:rPr/>
@@ -754,112 +894,7 @@
           <w:vertAlign w:val="baseline"/>
           <w:rtl w:val="0"/>
         </w:rPr>
-        <w:t xml:space="preserve">Stack: React Native · Expo · </w:t>
-      </w:r>
-      <w:r>
-        <w:rPr>
-          <w:color w:val="1a1a1a"/>
-          <w:sz w:val="20"/>
-          <w:szCs w:val="20"/>
-          <w:rtl w:val="0"/>
-        </w:rPr>
-        <w:t xml:space="preserve">Tanstack · </w:t>
-      </w:r>
-      <w:r>
-        <w:rPr>
-          <w:rFonts w:ascii="Garamond" w:cs="Garamond" w:eastAsia="Garamond" w:hAnsi="Garamond"/>
-          <w:b w:val="0"/>
-          <w:bCs w:val="0"/>
-          <w:i w:val="0"/>
-          <w:iCs w:val="0"/>
-          <w:smallCaps w:val="0"/>
-          <w:strike w:val="0"/>
-          <w:color w:val="1a1a1a"/>
-          <w:sz w:val="20"/>
-          <w:szCs w:val="20"/>
-          <w:u w:val="none"/>
-          <w:shd w:fill="auto" w:val="clear"/>
-          <w:vertAlign w:val="baseline"/>
-          <w:rtl w:val="0"/>
-        </w:rPr>
-        <w:t xml:space="preserve">NestJS · TypeScript · AWS CDK · MongoDB · Docker · Jest · Tailwind · Sentry · PostHog </w:t>
-      </w:r>
-      <w:r>
-        <w:rPr>
-          <w:rtl w:val="0"/>
-        </w:rPr>
-      </w:r>
-    </w:p>
-    <w:p>
-      <w:pPr>
-        <w:tabs>
-          <w:tab w:val="right" w:leader="none" w:pos="9360"/>
-        </w:tabs>
-        <w:spacing w:after="20" w:before="140" w:lineRule="auto"/>
-        <w:rPr/>
-      </w:pPr>
-      <w:r>
-        <w:rPr>
-          <w:rFonts w:ascii="Garamond" w:cs="Garamond" w:eastAsia="Garamond" w:hAnsi="Garamond"/>
-          <w:b w:val="1"/>
-          <w:bCs w:val="1"/>
-          <w:color w:val="1a1a1a"/>
-          <w:sz w:val="22"/>
-          <w:szCs w:val="22"/>
-          <w:rtl w:val="0"/>
-        </w:rPr>
-        <w:t xml:space="preserve">Alphatec</w:t>
-      </w:r>
-      <w:r>
-        <w:rPr>
-          <w:rFonts w:ascii="Garamond" w:cs="Garamond" w:eastAsia="Garamond" w:hAnsi="Garamond"/>
-          <w:color w:val="555555"/>
-          <w:sz w:val="20"/>
-          <w:szCs w:val="20"/>
-          <w:rtl w:val="0"/>
-        </w:rPr>
-        <w:t xml:space="preserve">  Remote</w:t>
-      </w:r>
-      <w:r>
-        <w:rPr>
-          <w:rtl w:val="0"/>
-        </w:rPr>
-        <w:tab/>
-      </w:r>
-      <w:r>
-        <w:rPr>
-          <w:rFonts w:ascii="Garamond" w:cs="Garamond" w:eastAsia="Garamond" w:hAnsi="Garamond"/>
-          <w:i w:val="1"/>
-          <w:iCs w:val="1"/>
-          <w:color w:val="555555"/>
-          <w:sz w:val="20"/>
-          <w:szCs w:val="20"/>
-          <w:rtl w:val="0"/>
-        </w:rPr>
-        <w:t xml:space="preserve">Jul 2024 – Sep 2024</w:t>
-      </w:r>
-      <w:r>
-        <w:rPr>
-          <w:rtl w:val="0"/>
-        </w:rPr>
-      </w:r>
-    </w:p>
-    <w:p>
-      <w:pPr>
-        <w:spacing w:after="60" w:before="0" w:lineRule="auto"/>
-        <w:rPr/>
-      </w:pPr>
-      <w:r>
-        <w:rPr>
-          <w:rFonts w:ascii="Garamond" w:cs="Garamond" w:eastAsia="Garamond" w:hAnsi="Garamond"/>
-          <w:i w:val="1"/>
-          <w:iCs w:val="1"/>
-          <w:color w:val="1a1a1a"/>
-          <w:sz w:val="20"/>
-          <w:szCs w:val="20"/>
-          <w:rtl w:val="0"/>
-        </w:rPr>
-        <w:t xml:space="preserve">Developer / Contract</w:t>
+        <w:t xml:space="preserve">Provisioned and managed Linux servers and network infrastructure (NAS, OLT).</w:t>
       </w:r>
       <w:r>
         <w:rPr>
@@ -885,7 +920,7 @@
           <w:between w:space="0" w:sz="0" w:val="nil"/>
         </w:pBdr>
         <w:shd w:fill="auto" w:val="clear"/>
-        <w:spacing w:after="40" w:before="0" w:line="240" w:lineRule="auto"/>
+        <w:spacing w:after="50" w:before="0" w:line="240" w:lineRule="auto"/>
         <w:ind w:left="360" w:right="0" w:hanging="200"/>
         <w:jc w:val="left"/>
         <w:rPr/>
@@ -907,7 +942,7 @@
           <w:vertAlign w:val="baseline"/>
           <w:rtl w:val="0"/>
         </w:rPr>
-        <w:t xml:space="preserve">Optimized planning and development of a social inclusion SaaS platform used by the company.</w:t>
+        <w:t xml:space="preserve">Built and maintained REST APIs, data pipelines, and real-time dashboards.</w:t>
       </w:r>
       <w:r>
         <w:rPr>
@@ -933,30 +968,11 @@
           <w:between w:space="0" w:sz="0" w:val="nil"/>
         </w:pBdr>
         <w:shd w:fill="auto" w:val="clear"/>
-        <w:spacing w:after="40" w:before="0" w:line="240" w:lineRule="auto"/>
+        <w:spacing w:after="50" w:before="0" w:line="240" w:lineRule="auto"/>
         <w:ind w:left="360" w:right="0" w:hanging="200"/>
         <w:jc w:val="left"/>
         <w:rPr/>
       </w:pPr>
-      <w:r>
-        <w:rPr>
-          <w:rFonts w:ascii="Garamond" w:cs="Garamond" w:eastAsia="Garamond" w:hAnsi="Garamond"/>
-          <w:b w:val="1"/>
-          <w:bCs w:val="1"/>
-          <w:i w:val="0"/>
-          <w:iCs w:val="0"/>
-          <w:smallCaps w:val="0"/>
-          <w:strike w:val="0"/>
-          <w:color w:val="1a1a1a"/>
-          <w:sz w:val="20"/>
-          <w:szCs w:val="20"/>
-          <w:u w:val="none"/>
-          <w:shd w:fill="auto" w:val="clear"/>
-          <w:vertAlign w:val="baseline"/>
-          <w:rtl w:val="0"/>
-        </w:rPr>
-        <w:t xml:space="preserve">Stack: </w:t>
-      </w:r>
       <w:r>
         <w:rPr>
           <w:rFonts w:ascii="Garamond" w:cs="Garamond" w:eastAsia="Garamond" w:hAnsi="Garamond"/>
@@ -974,7 +990,128 @@
           <w:vertAlign w:val="baseline"/>
           <w:rtl w:val="0"/>
         </w:rPr>
-        <w:t xml:space="preserve">Designed UI/UX mockups and implemented frontend using </w:t>
+        <w:t xml:space="preserve">Stack: C, </w:t>
+      </w:r>
+      <w:r>
+        <w:rPr>
+          <w:color w:val="1a1a1a"/>
+          <w:sz w:val="20"/>
+          <w:szCs w:val="20"/>
+          <w:rtl w:val="0"/>
+        </w:rPr>
+        <w:t xml:space="preserve">JS/TS, </w:t>
+      </w:r>
+      <w:r>
+        <w:rPr>
+          <w:rFonts w:ascii="Garamond" w:cs="Garamond" w:eastAsia="Garamond" w:hAnsi="Garamond"/>
+          <w:b w:val="0"/>
+          <w:bCs w:val="0"/>
+          <w:i w:val="0"/>
+          <w:iCs w:val="0"/>
+          <w:smallCaps w:val="0"/>
+          <w:strike w:val="0"/>
+          <w:color w:val="1a1a1a"/>
+          <w:sz w:val="20"/>
+          <w:szCs w:val="20"/>
+          <w:u w:val="none"/>
+          <w:shd w:fill="auto" w:val="clear"/>
+          <w:vertAlign w:val="baseline"/>
+          <w:rtl w:val="0"/>
+        </w:rPr>
+        <w:t xml:space="preserve"> PostgreSQL, React, React Native, Linux Server, Data Structures.</w:t>
+      </w:r>
+      <w:r>
+        <w:rPr>
+          <w:rtl w:val="0"/>
+        </w:rPr>
+      </w:r>
+    </w:p>
+    <w:p>
+      <w:pPr>
+        <w:tabs>
+          <w:tab w:val="right" w:leader="none" w:pos="9360"/>
+        </w:tabs>
+        <w:spacing w:after="10" w:before="180" w:lineRule="auto"/>
+        <w:rPr/>
+      </w:pPr>
+      <w:r>
+        <w:rPr>
+          <w:rFonts w:ascii="Garamond" w:cs="Garamond" w:eastAsia="Garamond" w:hAnsi="Garamond"/>
+          <w:b w:val="1"/>
+          <w:bCs w:val="1"/>
+          <w:color w:val="1a1a1a"/>
+          <w:sz w:val="22"/>
+          <w:szCs w:val="22"/>
+          <w:rtl w:val="0"/>
+        </w:rPr>
+        <w:t xml:space="preserve">Azon</w:t>
+      </w:r>
+      <w:r>
+        <w:rPr>
+          <w:rFonts w:ascii="Garamond" w:cs="Garamond" w:eastAsia="Garamond" w:hAnsi="Garamond"/>
+          <w:color w:val="555555"/>
+          <w:sz w:val="20"/>
+          <w:szCs w:val="20"/>
+          <w:rtl w:val="0"/>
+        </w:rPr>
+        <w:t xml:space="preserve">   Primavera do Leste</w:t>
+        <w:tab/>
+      </w:r>
+      <w:r>
+        <w:rPr>
+          <w:rFonts w:ascii="Garamond" w:cs="Garamond" w:eastAsia="Garamond" w:hAnsi="Garamond"/>
+          <w:i w:val="1"/>
+          <w:iCs w:val="1"/>
+          <w:color w:val="555555"/>
+          <w:sz w:val="20"/>
+          <w:szCs w:val="20"/>
+          <w:rtl w:val="0"/>
+        </w:rPr>
+        <w:t xml:space="preserve">Jan 2020 – Jul 2021</w:t>
+      </w:r>
+      <w:r>
+        <w:rPr>
+          <w:rtl w:val="0"/>
+        </w:rPr>
+      </w:r>
+    </w:p>
+    <w:p>
+      <w:pPr>
+        <w:spacing w:after="10" w:before="0" w:lineRule="auto"/>
+        <w:rPr/>
+      </w:pPr>
+      <w:r>
+        <w:rPr>
+          <w:rFonts w:ascii="Garamond" w:cs="Garamond" w:eastAsia="Garamond" w:hAnsi="Garamond"/>
+          <w:i w:val="1"/>
+          <w:iCs w:val="1"/>
+          <w:color w:val="1a1a1a"/>
+          <w:sz w:val="20"/>
+          <w:szCs w:val="20"/>
+          <w:rtl w:val="0"/>
+        </w:rPr>
+        <w:t xml:space="preserve">Web Developer</w:t>
+      </w:r>
+      <w:r>
+        <w:rPr>
+          <w:rtl w:val="0"/>
+        </w:rPr>
+      </w:r>
+    </w:p>
+    <w:p>
+      <w:pPr>
+        <w:spacing w:after="60" w:before="0" w:lineRule="auto"/>
+        <w:rPr/>
+      </w:pPr>
+      <w:r>
+        <w:rPr>
+          <w:rFonts w:ascii="Garamond" w:cs="Garamond" w:eastAsia="Garamond" w:hAnsi="Garamond"/>
+          <w:color w:val="888888"/>
+          <w:sz w:val="19"/>
+          <w:szCs w:val="19"/>
+          <w:rtl w:val="0"/>
+        </w:rPr>
+        <w:t xml:space="preserve">Digital agency delivering websites and web systems for local businesses</w:t>
       </w:r>
       <w:r>
         <w:rPr>
@@ -1000,7 +1137,7 @@
           <w:between w:space="0" w:sz="0" w:val="nil"/>
         </w:pBdr>
         <w:shd w:fill="auto" w:val="clear"/>
-        <w:spacing w:after="40" w:before="0" w:line="240" w:lineRule="auto"/>
+        <w:spacing w:after="50" w:before="0" w:line="240" w:lineRule="auto"/>
         <w:ind w:left="360" w:right="0" w:hanging="200"/>
         <w:jc w:val="left"/>
         <w:rPr/>
@@ -1022,84 +1159,7 @@
           <w:vertAlign w:val="baseline"/>
           <w:rtl w:val="0"/>
         </w:rPr>
-        <w:t xml:space="preserve">C#, Figma, MVP pattern.</w:t>
-      </w:r>
-      <w:r>
-        <w:rPr>
-          <w:rtl w:val="0"/>
-        </w:rPr>
-      </w:r>
-    </w:p>
-    <w:p>
-      <w:pPr>
-        <w:tabs>
-          <w:tab w:val="right" w:leader="none" w:pos="9360"/>
-        </w:tabs>
-        <w:spacing w:after="20" w:before="140" w:lineRule="auto"/>
-        <w:rPr/>
-      </w:pPr>
-      <w:r>
-        <w:rPr>
-          <w:rFonts w:ascii="Garamond" w:cs="Garamond" w:eastAsia="Garamond" w:hAnsi="Garamond"/>
-          <w:b w:val="1"/>
-          <w:bCs w:val="1"/>
-          <w:color w:val="1a1a1a"/>
-          <w:sz w:val="22"/>
-          <w:szCs w:val="22"/>
-          <w:rtl w:val="0"/>
-        </w:rPr>
-        <w:t xml:space="preserve">Brbyte</w:t>
-      </w:r>
-      <w:r>
-        <w:rPr>
-          <w:rFonts w:ascii="Garamond" w:cs="Garamond" w:eastAsia="Garamond" w:hAnsi="Garamond"/>
-          <w:color w:val="555555"/>
-          <w:sz w:val="20"/>
-          <w:szCs w:val="20"/>
-          <w:rtl w:val="0"/>
-        </w:rPr>
-        <w:t xml:space="preserve">  Remote / Campo Grande</w:t>
-      </w:r>
-      <w:r>
-        <w:rPr>
-          <w:rtl w:val="0"/>
-        </w:rPr>
-        <w:tab/>
-      </w:r>
-      <w:r>
-        <w:rPr>
-          <w:rFonts w:ascii="Garamond" w:cs="Garamond" w:eastAsia="Garamond" w:hAnsi="Garamond"/>
-          <w:i w:val="1"/>
-          <w:iCs w:val="1"/>
-          <w:color w:val="555555"/>
-          <w:sz w:val="20"/>
-          <w:szCs w:val="20"/>
-          <w:rtl w:val="0"/>
-        </w:rPr>
-        <w:t xml:space="preserve">Dec 2021 – Aug 2022</w:t>
-      </w:r>
-      <w:r>
-        <w:rPr>
-          <w:rtl w:val="0"/>
-        </w:rPr>
-      </w:r>
-    </w:p>
-    <w:p>
-      <w:pPr>
-        <w:spacing w:after="60" w:before="0" w:lineRule="auto"/>
-        <w:rPr/>
-      </w:pPr>
-      <w:r>
-        <w:rPr>
-          <w:rFonts w:ascii="Garamond" w:cs="Garamond" w:eastAsia="Garamond" w:hAnsi="Garamond"/>
-          <w:i w:val="1"/>
-          <w:iCs w:val="1"/>
-          <w:color w:val="1a1a1a"/>
-          <w:sz w:val="20"/>
-          <w:szCs w:val="20"/>
-          <w:rtl w:val="0"/>
-        </w:rPr>
-        <w:t xml:space="preserve">Software Developer</w:t>
+        <w:t xml:space="preserve">Planned, built, and deployed web projects end-to-end — from client briefing through hosting configuration.</w:t>
       </w:r>
       <w:r>
         <w:rPr>
@@ -1125,7 +1185,7 @@
           <w:between w:space="0" w:sz="0" w:val="nil"/>
         </w:pBdr>
         <w:shd w:fill="auto" w:val="clear"/>
-        <w:spacing w:after="40" w:before="0" w:line="240" w:lineRule="auto"/>
+        <w:spacing w:after="50" w:before="0" w:line="240" w:lineRule="auto"/>
         <w:ind w:left="360" w:right="0" w:hanging="200"/>
         <w:jc w:val="left"/>
         <w:rPr/>
@@ -1147,12 +1207,7 @@
           <w:vertAlign w:val="baseline"/>
           <w:rtl w:val="0"/>
         </w:rPr>
-        <w:t xml:space="preserve">Developed full-stack features for a SaaS platform spanning web, Android, and backend services.</w:t>
-      </w:r>
-      <w:r>
-        <w:rPr>
-          <w:rtl w:val="0"/>
-        </w:rPr>
+        <w:t xml:space="preserve">Built and maintained client websites and internal tools using React, Node.js, WordPress, and Firebase.</w:t>
       </w:r>
     </w:p>
     <w:p>
@@ -1173,34 +1228,24 @@
           <w:between w:space="0" w:sz="0" w:val="nil"/>
         </w:pBdr>
         <w:shd w:fill="auto" w:val="clear"/>
-        <w:spacing w:after="40" w:before="0" w:line="240" w:lineRule="auto"/>
+        <w:spacing w:after="50" w:before="0" w:line="240" w:lineRule="auto"/>
         <w:ind w:left="360" w:right="0" w:hanging="200"/>
         <w:jc w:val="left"/>
-        <w:rPr/>
-      </w:pPr>
-      <w:r>
-        <w:rPr>
-          <w:rFonts w:ascii="Garamond" w:cs="Garamond" w:eastAsia="Garamond" w:hAnsi="Garamond"/>
-          <w:b w:val="0"/>
-          <w:bCs w:val="0"/>
-          <w:i w:val="0"/>
-          <w:iCs w:val="0"/>
-          <w:smallCaps w:val="0"/>
-          <w:strike w:val="0"/>
+        <w:rPr>
           <w:color w:val="1a1a1a"/>
           <w:sz w:val="20"/>
           <w:szCs w:val="20"/>
           <w:u w:val="none"/>
-          <w:shd w:fill="auto" w:val="clear"/>
-          <w:vertAlign w:val="baseline"/>
-          <w:rtl w:val="0"/>
-        </w:rPr>
-        <w:t xml:space="preserve">Managed and provisioned Linux servers and network infrastructure including NAS and OLT devices.</w:t>
-      </w:r>
-      <w:r>
-        <w:rPr>
-          <w:rtl w:val="0"/>
-        </w:rPr>
+        </w:rPr>
+      </w:pPr>
+      <w:r>
+        <w:rPr>
+          <w:color w:val="1a1a1a"/>
+          <w:sz w:val="20"/>
+          <w:szCs w:val="20"/>
+          <w:rtl w:val="0"/>
+        </w:rPr>
+        <w:t xml:space="preserve">Delivered 10+ clients websites and projects.</w:t>
       </w:r>
     </w:p>
     <w:p>
@@ -1221,7 +1266,7 @@
           <w:between w:space="0" w:sz="0" w:val="nil"/>
         </w:pBdr>
         <w:shd w:fill="auto" w:val="clear"/>
-        <w:spacing w:after="40" w:before="0" w:line="240" w:lineRule="auto"/>
+        <w:spacing w:after="50" w:before="0" w:line="240" w:lineRule="auto"/>
         <w:ind w:left="360" w:right="0" w:hanging="200"/>
         <w:jc w:val="left"/>
         <w:rPr/>
@@ -1243,7 +1288,90 @@
           <w:vertAlign w:val="baseline"/>
           <w:rtl w:val="0"/>
         </w:rPr>
-        <w:t xml:space="preserve">Built and maintained REST APIs, data pipelines, and real-time dashboards.</w:t>
+        <w:t xml:space="preserve">Stack: HTML/CSS, JS/TS, Node.js, React, WordPress, cPanel, Firebase, Figma.</w:t>
+      </w:r>
+      <w:r>
+        <w:rPr>
+          <w:rtl w:val="0"/>
+        </w:rPr>
+      </w:r>
+    </w:p>
+    <w:p>
+      <w:pPr>
+        <w:pBdr>
+          <w:bottom w:color="bbbbbb" w:space="4" w:sz="6" w:val="single"/>
+        </w:pBdr>
+        <w:spacing w:after="0" w:before="340" w:lineRule="auto"/>
+        <w:rPr/>
+      </w:pPr>
+      <w:r>
+        <w:rPr>
+          <w:rFonts w:ascii="Garamond" w:cs="Garamond" w:eastAsia="Garamond" w:hAnsi="Garamond"/>
+          <w:b w:val="1"/>
+          <w:bCs w:val="1"/>
+          <w:smallCaps w:val="1"/>
+          <w:color w:val="1a1a1a"/>
+          <w:sz w:val="22"/>
+          <w:szCs w:val="22"/>
+          <w:rtl w:val="0"/>
+        </w:rPr>
+        <w:t xml:space="preserve">PROJECTS</w:t>
+      </w:r>
+      <w:r>
+        <w:rPr>
+          <w:rtl w:val="0"/>
+        </w:rPr>
+      </w:r>
+    </w:p>
+    <w:p>
+      <w:pPr>
+        <w:spacing w:after="80" w:before="0" w:lineRule="auto"/>
+        <w:rPr/>
+      </w:pPr>
+      <w:r>
+        <w:rPr>
+          <w:rtl w:val="0"/>
+        </w:rPr>
+      </w:r>
+    </w:p>
+    <w:p>
+      <w:pPr>
+        <w:spacing w:after="20" w:before="180" w:lineRule="auto"/>
+        <w:rPr/>
+      </w:pPr>
+      <w:r>
+        <w:rPr>
+          <w:rFonts w:ascii="Garamond" w:cs="Garamond" w:eastAsia="Garamond" w:hAnsi="Garamond"/>
+          <w:b w:val="1"/>
+          <w:bCs w:val="1"/>
+          <w:color w:val="1a1a1a"/>
+          <w:sz w:val="22"/>
+          <w:szCs w:val="22"/>
+          <w:rtl w:val="0"/>
+        </w:rPr>
+        <w:t xml:space="preserve">Portfolio</w:t>
+      </w:r>
+      <w:r>
+        <w:rPr>
+          <w:rFonts w:ascii="Garamond" w:cs="Garamond" w:eastAsia="Garamond" w:hAnsi="Garamond"/>
+          <w:color w:val="555555"/>
+          <w:sz w:val="20"/>
+          <w:szCs w:val="20"/>
+          <w:rtl w:val="0"/>
+        </w:rPr>
+        <w:t xml:space="preserve">  —  </w:t>
+      </w:r>
+      <w:r>
+        <w:rPr>
+          <w:rFonts w:ascii="Garamond" w:cs="Garamond" w:eastAsia="Garamond" w:hAnsi="Garamond"/>
+          <w:i w:val="1"/>
+          <w:iCs w:val="1"/>
+          <w:color w:val="555555"/>
+          <w:sz w:val="20"/>
+          <w:szCs w:val="20"/>
+          <w:rtl w:val="0"/>
+        </w:rPr>
+        <w:t xml:space="preserve">Next.js · React · Three.js · TypeScript · Tailwind · Oracle Cloud</w:t>
       </w:r>
       <w:r>
         <w:rPr>
@@ -1269,7 +1397,7 @@
           <w:between w:space="0" w:sz="0" w:val="nil"/>
         </w:pBdr>
         <w:shd w:fill="auto" w:val="clear"/>
-        <w:spacing w:after="40" w:before="0" w:line="240" w:lineRule="auto"/>
+        <w:spacing w:after="50" w:before="0" w:line="240" w:lineRule="auto"/>
         <w:ind w:left="360" w:right="0" w:hanging="200"/>
         <w:jc w:val="left"/>
         <w:rPr/>
@@ -1291,84 +1419,7 @@
           <w:vertAlign w:val="baseline"/>
           <w:rtl w:val="0"/>
         </w:rPr>
-        <w:t xml:space="preserve">Stack: JS/TS, C, PostgreSQL, React, React Native, Linux Server, Data Structures.</w:t>
-      </w:r>
-      <w:r>
-        <w:rPr>
-          <w:rtl w:val="0"/>
-        </w:rPr>
-      </w:r>
-    </w:p>
-    <w:p>
-      <w:pPr>
-        <w:tabs>
-          <w:tab w:val="right" w:leader="none" w:pos="9360"/>
-        </w:tabs>
-        <w:spacing w:after="20" w:before="140" w:lineRule="auto"/>
-        <w:rPr/>
-      </w:pPr>
-      <w:r>
-        <w:rPr>
-          <w:rFonts w:ascii="Garamond" w:cs="Garamond" w:eastAsia="Garamond" w:hAnsi="Garamond"/>
-          <w:b w:val="1"/>
-          <w:bCs w:val="1"/>
-          <w:color w:val="1a1a1a"/>
-          <w:sz w:val="22"/>
-          <w:szCs w:val="22"/>
-          <w:rtl w:val="0"/>
-        </w:rPr>
-        <w:t xml:space="preserve">Azon</w:t>
-      </w:r>
-      <w:r>
-        <w:rPr>
-          <w:rFonts w:ascii="Garamond" w:cs="Garamond" w:eastAsia="Garamond" w:hAnsi="Garamond"/>
-          <w:color w:val="555555"/>
-          <w:sz w:val="20"/>
-          <w:szCs w:val="20"/>
-          <w:rtl w:val="0"/>
-        </w:rPr>
-        <w:t xml:space="preserve">  Primavera do Leste</w:t>
-      </w:r>
-      <w:r>
-        <w:rPr>
-          <w:rtl w:val="0"/>
-        </w:rPr>
-        <w:tab/>
-      </w:r>
-      <w:r>
-        <w:rPr>
-          <w:rFonts w:ascii="Garamond" w:cs="Garamond" w:eastAsia="Garamond" w:hAnsi="Garamond"/>
-          <w:i w:val="1"/>
-          <w:iCs w:val="1"/>
-          <w:color w:val="555555"/>
-          <w:sz w:val="20"/>
-          <w:szCs w:val="20"/>
-          <w:rtl w:val="0"/>
-        </w:rPr>
-        <w:t xml:space="preserve">Jan 2020 – Jul 2021</w:t>
-      </w:r>
-      <w:r>
-        <w:rPr>
-          <w:rtl w:val="0"/>
-        </w:rPr>
-      </w:r>
-    </w:p>
-    <w:p>
-      <w:pPr>
-        <w:spacing w:after="60" w:before="0" w:lineRule="auto"/>
-        <w:rPr/>
-      </w:pPr>
-      <w:r>
-        <w:rPr>
-          <w:rFonts w:ascii="Garamond" w:cs="Garamond" w:eastAsia="Garamond" w:hAnsi="Garamond"/>
-          <w:i w:val="1"/>
-          <w:iCs w:val="1"/>
-          <w:color w:val="1a1a1a"/>
-          <w:sz w:val="20"/>
-          <w:szCs w:val="20"/>
-          <w:rtl w:val="0"/>
-        </w:rPr>
-        <w:t xml:space="preserve">Web Developer</w:t>
+        <w:t xml:space="preserve">Personal developer portfolio self-hosted on Oracle Cloud Instance with custom CI/CD pipeline.</w:t>
       </w:r>
       <w:r>
         <w:rPr>
@@ -1394,7 +1445,7 @@
           <w:between w:space="0" w:sz="0" w:val="nil"/>
         </w:pBdr>
         <w:shd w:fill="auto" w:val="clear"/>
-        <w:spacing w:after="40" w:before="0" w:line="240" w:lineRule="auto"/>
+        <w:spacing w:after="50" w:before="0" w:line="240" w:lineRule="auto"/>
         <w:ind w:left="360" w:right="0" w:hanging="200"/>
         <w:jc w:val="left"/>
         <w:rPr/>
@@ -1416,7 +1467,35 @@
           <w:vertAlign w:val="baseline"/>
           <w:rtl w:val="0"/>
         </w:rPr>
-        <w:t xml:space="preserve">Led full-stack web projects from planning through deployment and hosting management.</w:t>
+        <w:t xml:space="preserve">Animated 3D background </w:t>
+      </w:r>
+      <w:r>
+        <w:rPr>
+          <w:color w:val="1a1a1a"/>
+          <w:sz w:val="20"/>
+          <w:szCs w:val="20"/>
+          <w:rtl w:val="0"/>
+        </w:rPr>
+        <w:t xml:space="preserve">using </w:t>
+      </w:r>
+      <w:r>
+        <w:rPr>
+          <w:rFonts w:ascii="Garamond" w:cs="Garamond" w:eastAsia="Garamond" w:hAnsi="Garamond"/>
+          <w:b w:val="0"/>
+          <w:bCs w:val="0"/>
+          <w:i w:val="0"/>
+          <w:iCs w:val="0"/>
+          <w:smallCaps w:val="0"/>
+          <w:strike w:val="0"/>
+          <w:color w:val="1a1a1a"/>
+          <w:sz w:val="20"/>
+          <w:szCs w:val="20"/>
+          <w:u w:val="none"/>
+          <w:shd w:fill="auto" w:val="clear"/>
+          <w:vertAlign w:val="baseline"/>
+          <w:rtl w:val="0"/>
+        </w:rPr>
+        <w:t xml:space="preserve">Framer Motion page transitions.</w:t>
       </w:r>
       <w:r>
         <w:rPr>
@@ -1442,326 +1521,12 @@
           <w:between w:space="0" w:sz="0" w:val="nil"/>
         </w:pBdr>
         <w:shd w:fill="auto" w:val="clear"/>
-        <w:spacing w:after="40" w:before="0" w:line="240" w:lineRule="auto"/>
+        <w:spacing w:after="50" w:before="0" w:line="240" w:lineRule="auto"/>
         <w:ind w:left="360" w:right="0" w:hanging="200"/>
         <w:jc w:val="left"/>
         <w:rPr/>
       </w:pPr>
-      <w:r>
-        <w:rPr>
-          <w:rFonts w:ascii="Garamond" w:cs="Garamond" w:eastAsia="Garamond" w:hAnsi="Garamond"/>
-          <w:b w:val="0"/>
-          <w:bCs w:val="0"/>
-          <w:i w:val="0"/>
-          <w:iCs w:val="0"/>
-          <w:smallCaps w:val="0"/>
-          <w:strike w:val="0"/>
-          <w:color w:val="1a1a1a"/>
-          <w:sz w:val="20"/>
-          <w:szCs w:val="20"/>
-          <w:u w:val="none"/>
-          <w:shd w:fill="auto" w:val="clear"/>
-          <w:vertAlign w:val="baseline"/>
-          <w:rtl w:val="0"/>
-        </w:rPr>
-        <w:t xml:space="preserve">Built and maintained client websites using React, Node.js, WordPress, and Firebase.</w:t>
-      </w:r>
-      <w:r>
-        <w:rPr>
-          <w:rtl w:val="0"/>
-        </w:rPr>
-      </w:r>
-    </w:p>
-    <w:p>
-      <w:pPr>
-        <w:keepNext w:val="0"/>
-        <w:keepLines w:val="0"/>
-        <w:pageBreakBefore w:val="0"/>
-        <w:widowControl w:val="1"/>
-        <w:numPr>
-          <w:ilvl w:val="0"/>
-          <w:numId w:val="1"/>
-        </w:numPr>
-        <w:pBdr>
-          <w:top w:space="0" w:sz="0" w:val="nil"/>
-          <w:left w:space="0" w:sz="0" w:val="nil"/>
-          <w:bottom w:space="0" w:sz="0" w:val="nil"/>
-          <w:right w:space="0" w:sz="0" w:val="nil"/>
-          <w:between w:space="0" w:sz="0" w:val="nil"/>
-        </w:pBdr>
-        <w:shd w:fill="auto" w:val="clear"/>
-        <w:spacing w:after="40" w:before="0" w:line="240" w:lineRule="auto"/>
-        <w:ind w:left="360" w:right="0" w:hanging="200"/>
-        <w:jc w:val="left"/>
-        <w:rPr/>
-      </w:pPr>
-      <w:r>
-        <w:rPr>
-          <w:rFonts w:ascii="Garamond" w:cs="Garamond" w:eastAsia="Garamond" w:hAnsi="Garamond"/>
-          <w:b w:val="0"/>
-          <w:bCs w:val="0"/>
-          <w:i w:val="0"/>
-          <w:iCs w:val="0"/>
-          <w:smallCaps w:val="0"/>
-          <w:strike w:val="0"/>
-          <w:color w:val="1a1a1a"/>
-          <w:sz w:val="20"/>
-          <w:szCs w:val="20"/>
-          <w:u w:val="none"/>
-          <w:shd w:fill="auto" w:val="clear"/>
-          <w:vertAlign w:val="baseline"/>
-          <w:rtl w:val="0"/>
-        </w:rPr>
-        <w:t xml:space="preserve">Stack: HTML/CSS, JS/TS, Node.js, React, WordPress, cPanel, Firebase, Figma.</w:t>
-      </w:r>
-      <w:r>
-        <w:rPr>
-          <w:rtl w:val="0"/>
-        </w:rPr>
-      </w:r>
-    </w:p>
-    <w:p>
-      <w:pPr>
-        <w:pBdr>
-          <w:bottom w:color="999999" w:space="4" w:sz="6" w:val="single"/>
-        </w:pBdr>
-        <w:spacing w:after="0" w:before="220" w:lineRule="auto"/>
-        <w:rPr/>
-      </w:pPr>
-      <w:r>
-        <w:rPr>
-          <w:rFonts w:ascii="Garamond" w:cs="Garamond" w:eastAsia="Garamond" w:hAnsi="Garamond"/>
-          <w:b w:val="1"/>
-          <w:bCs w:val="1"/>
-          <w:smallCaps w:val="1"/>
-          <w:color w:val="1a1a1a"/>
-          <w:sz w:val="22"/>
-          <w:szCs w:val="22"/>
-          <w:rtl w:val="0"/>
-        </w:rPr>
-        <w:t xml:space="preserve">PROJECTS</w:t>
-      </w:r>
-      <w:r>
-        <w:rPr>
-          <w:rtl w:val="0"/>
-        </w:rPr>
-      </w:r>
-    </w:p>
-    <w:p>
-      <w:pPr>
-        <w:spacing w:after="60" w:before="0" w:lineRule="auto"/>
-        <w:rPr/>
-      </w:pPr>
-      <w:r>
-        <w:rPr>
-          <w:rtl w:val="0"/>
-        </w:rPr>
-      </w:r>
-    </w:p>
-    <w:p>
-      <w:pPr>
-        <w:spacing w:after="20" w:before="140" w:lineRule="auto"/>
-        <w:rPr/>
-      </w:pPr>
-      <w:r>
-        <w:rPr>
-          <w:rFonts w:ascii="Garamond" w:cs="Garamond" w:eastAsia="Garamond" w:hAnsi="Garamond"/>
-          <w:b w:val="1"/>
-          <w:bCs w:val="1"/>
-          <w:color w:val="1a1a1a"/>
-          <w:sz w:val="22"/>
-          <w:szCs w:val="22"/>
-          <w:rtl w:val="0"/>
-        </w:rPr>
-        <w:t xml:space="preserve">Portfolio</w:t>
-      </w:r>
-      <w:r>
-        <w:rPr>
-          <w:rFonts w:ascii="Garamond" w:cs="Garamond" w:eastAsia="Garamond" w:hAnsi="Garamond"/>
-          <w:color w:val="555555"/>
-          <w:sz w:val="20"/>
-          <w:szCs w:val="20"/>
-          <w:rtl w:val="0"/>
-        </w:rPr>
-        <w:t xml:space="preserve">  —  </w:t>
-      </w:r>
-      <w:r>
-        <w:rPr>
-          <w:rFonts w:ascii="Garamond" w:cs="Garamond" w:eastAsia="Garamond" w:hAnsi="Garamond"/>
-          <w:i w:val="1"/>
-          <w:iCs w:val="1"/>
-          <w:color w:val="555555"/>
-          <w:sz w:val="20"/>
-          <w:szCs w:val="20"/>
-          <w:rtl w:val="0"/>
-        </w:rPr>
-        <w:t xml:space="preserve">Next.js · React · TypeScript · Tailwind · Oracle Cloud </w:t>
-      </w:r>
-      <w:r>
-        <w:rPr>
-          <w:i w:val="1"/>
-          <w:iCs w:val="1"/>
-          <w:color w:val="555555"/>
-          <w:sz w:val="20"/>
-          <w:szCs w:val="20"/>
-          <w:rtl w:val="0"/>
-        </w:rPr>
-        <w:t xml:space="preserve">· Motion</w:t>
-      </w:r>
-      <w:r>
-        <w:rPr>
-          <w:rtl w:val="0"/>
-        </w:rPr>
-      </w:r>
-    </w:p>
-    <w:p>
-      <w:pPr>
-        <w:keepNext w:val="0"/>
-        <w:keepLines w:val="0"/>
-        <w:pageBreakBefore w:val="0"/>
-        <w:widowControl w:val="1"/>
-        <w:numPr>
-          <w:ilvl w:val="0"/>
-          <w:numId w:val="1"/>
-        </w:numPr>
-        <w:pBdr>
-          <w:top w:space="0" w:sz="0" w:val="nil"/>
-          <w:left w:space="0" w:sz="0" w:val="nil"/>
-          <w:bottom w:space="0" w:sz="0" w:val="nil"/>
-          <w:right w:space="0" w:sz="0" w:val="nil"/>
-          <w:between w:space="0" w:sz="0" w:val="nil"/>
-        </w:pBdr>
-        <w:shd w:fill="auto" w:val="clear"/>
-        <w:spacing w:after="40" w:before="0" w:line="240" w:lineRule="auto"/>
-        <w:ind w:left="360" w:right="0" w:hanging="200"/>
-        <w:jc w:val="left"/>
-        <w:rPr/>
-      </w:pPr>
-      <w:r>
-        <w:rPr>
-          <w:rFonts w:ascii="Garamond" w:cs="Garamond" w:eastAsia="Garamond" w:hAnsi="Garamond"/>
-          <w:b w:val="0"/>
-          <w:bCs w:val="0"/>
-          <w:i w:val="0"/>
-          <w:iCs w:val="0"/>
-          <w:smallCaps w:val="0"/>
-          <w:strike w:val="0"/>
-          <w:color w:val="1a1a1a"/>
-          <w:sz w:val="20"/>
-          <w:szCs w:val="20"/>
-          <w:u w:val="none"/>
-          <w:shd w:fill="auto" w:val="clear"/>
-          <w:vertAlign w:val="baseline"/>
-          <w:rtl w:val="0"/>
-        </w:rPr>
-        <w:t xml:space="preserve">Personal developer portfolio self-hosted on Oracle Cloud</w:t>
-      </w:r>
-      <w:r>
-        <w:rPr>
-          <w:color w:val="1a1a1a"/>
-          <w:sz w:val="20"/>
-          <w:szCs w:val="20"/>
-          <w:rtl w:val="0"/>
-        </w:rPr>
-        <w:t xml:space="preserve"> Instances</w:t>
-      </w:r>
-      <w:r>
-        <w:rPr>
-          <w:rFonts w:ascii="Garamond" w:cs="Garamond" w:eastAsia="Garamond" w:hAnsi="Garamond"/>
-          <w:b w:val="0"/>
-          <w:bCs w:val="0"/>
-          <w:i w:val="0"/>
-          <w:iCs w:val="0"/>
-          <w:smallCaps w:val="0"/>
-          <w:strike w:val="0"/>
-          <w:color w:val="1a1a1a"/>
-          <w:sz w:val="20"/>
-          <w:szCs w:val="20"/>
-          <w:u w:val="none"/>
-          <w:shd w:fill="auto" w:val="clear"/>
-          <w:vertAlign w:val="baseline"/>
-          <w:rtl w:val="0"/>
-        </w:rPr>
-        <w:t xml:space="preserve"> with custom CI/CD pipeline.</w:t>
-      </w:r>
-      <w:r>
-        <w:rPr>
-          <w:rtl w:val="0"/>
-        </w:rPr>
-      </w:r>
-    </w:p>
-    <w:p>
-      <w:pPr>
-        <w:keepNext w:val="0"/>
-        <w:keepLines w:val="0"/>
-        <w:pageBreakBefore w:val="0"/>
-        <w:widowControl w:val="1"/>
-        <w:numPr>
-          <w:ilvl w:val="0"/>
-          <w:numId w:val="1"/>
-        </w:numPr>
-        <w:pBdr>
-          <w:top w:space="0" w:sz="0" w:val="nil"/>
-          <w:left w:space="0" w:sz="0" w:val="nil"/>
-          <w:bottom w:space="0" w:sz="0" w:val="nil"/>
-          <w:right w:space="0" w:sz="0" w:val="nil"/>
-          <w:between w:space="0" w:sz="0" w:val="nil"/>
-        </w:pBdr>
-        <w:shd w:fill="auto" w:val="clear"/>
-        <w:spacing w:after="40" w:before="0" w:line="240" w:lineRule="auto"/>
-        <w:ind w:left="360" w:right="0" w:hanging="200"/>
-        <w:jc w:val="left"/>
-        <w:rPr/>
-      </w:pPr>
-      <w:r>
-        <w:rPr>
-          <w:rFonts w:ascii="Garamond" w:cs="Garamond" w:eastAsia="Garamond" w:hAnsi="Garamond"/>
-          <w:b w:val="0"/>
-          <w:bCs w:val="0"/>
-          <w:i w:val="0"/>
-          <w:iCs w:val="0"/>
-          <w:smallCaps w:val="0"/>
-          <w:strike w:val="0"/>
-          <w:color w:val="1a1a1a"/>
-          <w:sz w:val="20"/>
-          <w:szCs w:val="20"/>
-          <w:u w:val="none"/>
-          <w:shd w:fill="auto" w:val="clear"/>
-          <w:vertAlign w:val="baseline"/>
-          <w:rtl w:val="0"/>
-        </w:rPr>
-        <w:t xml:space="preserve">Animated 3D background using Framer Motion page transitions.</w:t>
-      </w:r>
-      <w:r>
-        <w:rPr>
-          <w:rtl w:val="0"/>
-        </w:rPr>
-      </w:r>
-    </w:p>
-    <w:p>
-      <w:pPr>
-        <w:keepNext w:val="0"/>
-        <w:keepLines w:val="0"/>
-        <w:pageBreakBefore w:val="0"/>
-        <w:widowControl w:val="1"/>
-        <w:numPr>
-          <w:ilvl w:val="0"/>
-          <w:numId w:val="1"/>
-        </w:numPr>
-        <w:pBdr>
-          <w:top w:space="0" w:sz="0" w:val="nil"/>
-          <w:left w:space="0" w:sz="0" w:val="nil"/>
-          <w:bottom w:space="0" w:sz="0" w:val="nil"/>
-          <w:right w:space="0" w:sz="0" w:val="nil"/>
-          <w:between w:space="0" w:sz="0" w:val="nil"/>
-        </w:pBdr>
-        <w:shd w:fill="auto" w:val="clear"/>
-        <w:spacing w:after="40" w:before="0" w:line="240" w:lineRule="auto"/>
-        <w:ind w:left="360" w:right="0" w:hanging="200"/>
-        <w:jc w:val="left"/>
-        <w:rPr/>
-      </w:pPr>
-      <w:hyperlink r:id="rId14">
+      <w:hyperlink r:id="rId11">
         <w:r>
           <w:rPr>
             <w:rFonts w:ascii="Garamond" w:cs="Garamond" w:eastAsia="Garamond" w:hAnsi="Garamond"/>
@@ -1801,7 +1566,7 @@
         </w:rPr>
         <w:t xml:space="preserve">  ·  </w:t>
       </w:r>
-      <w:hyperlink r:id="rId15">
+      <w:hyperlink r:id="rId12">
         <w:r>
           <w:rPr>
             <w:rFonts w:ascii="Garamond" w:cs="Garamond" w:eastAsia="Garamond" w:hAnsi="Garamond"/>
@@ -1830,7 +1595,7 @@
     </w:p>
     <w:p>
       <w:pPr>
-        <w:spacing w:after="20" w:before="140" w:lineRule="auto"/>
+        <w:spacing w:after="20" w:before="180" w:lineRule="auto"/>
         <w:rPr/>
       </w:pPr>
       <w:r>
@@ -1891,7 +1656,7 @@
           <w:between w:space="0" w:sz="0" w:val="nil"/>
         </w:pBdr>
         <w:shd w:fill="auto" w:val="clear"/>
-        <w:spacing w:after="40" w:before="0" w:line="240" w:lineRule="auto"/>
+        <w:spacing w:after="50" w:before="0" w:line="240" w:lineRule="auto"/>
         <w:ind w:left="360" w:right="0" w:hanging="200"/>
         <w:jc w:val="left"/>
         <w:rPr/>
@@ -1939,7 +1704,7 @@
           <w:between w:space="0" w:sz="0" w:val="nil"/>
         </w:pBdr>
         <w:shd w:fill="auto" w:val="clear"/>
-        <w:spacing w:after="40" w:before="0" w:line="240" w:lineRule="auto"/>
+        <w:spacing w:after="50" w:before="0" w:line="240" w:lineRule="auto"/>
         <w:ind w:left="360" w:right="0" w:hanging="200"/>
         <w:jc w:val="left"/>
         <w:rPr/>
@@ -1961,7 +1726,7 @@
           <w:vertAlign w:val="baseline"/>
           <w:rtl w:val="0"/>
         </w:rPr>
-        <w:t xml:space="preserve">Built a Node.js web scraping server exposing a clean REST API over the institution's portal.</w:t>
+        <w:t xml:space="preserve">Node.js web scraping server exposing a clean REST API over the institution's portal; offline-first with PDF caching.</w:t>
       </w:r>
       <w:r>
         <w:rPr>
@@ -1987,60 +1752,12 @@
           <w:between w:space="0" w:sz="0" w:val="nil"/>
         </w:pBdr>
         <w:shd w:fill="auto" w:val="clear"/>
-        <w:spacing w:after="40" w:before="0" w:line="240" w:lineRule="auto"/>
+        <w:spacing w:after="50" w:before="0" w:line="240" w:lineRule="auto"/>
         <w:ind w:left="360" w:right="0" w:hanging="200"/>
         <w:jc w:val="left"/>
         <w:rPr/>
       </w:pPr>
-      <w:r>
-        <w:rPr>
-          <w:rFonts w:ascii="Garamond" w:cs="Garamond" w:eastAsia="Garamond" w:hAnsi="Garamond"/>
-          <w:b w:val="0"/>
-          <w:bCs w:val="0"/>
-          <w:i w:val="0"/>
-          <w:iCs w:val="0"/>
-          <w:smallCaps w:val="0"/>
-          <w:strike w:val="0"/>
-          <w:color w:val="1a1a1a"/>
-          <w:sz w:val="20"/>
-          <w:szCs w:val="20"/>
-          <w:u w:val="none"/>
-          <w:shd w:fill="auto" w:val="clear"/>
-          <w:vertAlign w:val="baseline"/>
-          <w:rtl w:val="0"/>
-        </w:rPr>
-        <w:t xml:space="preserve">Offline-first architecture with PDF caching; used by students across multiple campuses.</w:t>
-      </w:r>
-      <w:r>
-        <w:rPr>
-          <w:rtl w:val="0"/>
-        </w:rPr>
-      </w:r>
-    </w:p>
-    <w:p>
-      <w:pPr>
-        <w:keepNext w:val="0"/>
-        <w:keepLines w:val="0"/>
-        <w:pageBreakBefore w:val="0"/>
-        <w:widowControl w:val="1"/>
-        <w:numPr>
-          <w:ilvl w:val="0"/>
-          <w:numId w:val="1"/>
-        </w:numPr>
-        <w:pBdr>
-          <w:top w:space="0" w:sz="0" w:val="nil"/>
-          <w:left w:space="0" w:sz="0" w:val="nil"/>
-          <w:bottom w:space="0" w:sz="0" w:val="nil"/>
-          <w:right w:space="0" w:sz="0" w:val="nil"/>
-          <w:between w:space="0" w:sz="0" w:val="nil"/>
-        </w:pBdr>
-        <w:shd w:fill="auto" w:val="clear"/>
-        <w:spacing w:after="40" w:before="0" w:line="240" w:lineRule="auto"/>
-        <w:ind w:left="360" w:right="0" w:hanging="200"/>
-        <w:jc w:val="left"/>
-        <w:rPr/>
-      </w:pPr>
-      <w:hyperlink r:id="rId16">
+      <w:hyperlink r:id="rId13">
         <w:r>
           <w:rPr>
             <w:rFonts w:ascii="Garamond" w:cs="Garamond" w:eastAsia="Garamond" w:hAnsi="Garamond"/>
@@ -2069,7 +1786,7 @@
     </w:p>
     <w:p>
       <w:pPr>
-        <w:spacing w:after="20" w:before="140" w:lineRule="auto"/>
+        <w:spacing w:after="20" w:before="180" w:lineRule="auto"/>
         <w:rPr/>
       </w:pPr>
       <w:r>
@@ -2130,7 +1847,7 @@
           <w:between w:space="0" w:sz="0" w:val="nil"/>
         </w:pBdr>
         <w:shd w:fill="auto" w:val="clear"/>
-        <w:spacing w:after="40" w:before="0" w:line="240" w:lineRule="auto"/>
+        <w:spacing w:after="50" w:before="0" w:line="240" w:lineRule="auto"/>
         <w:ind w:left="360" w:right="0" w:hanging="200"/>
         <w:jc w:val="left"/>
         <w:rPr/>
@@ -2178,7 +1895,7 @@
           <w:between w:space="0" w:sz="0" w:val="nil"/>
         </w:pBdr>
         <w:shd w:fill="auto" w:val="clear"/>
-        <w:spacing w:after="40" w:before="0" w:line="240" w:lineRule="auto"/>
+        <w:spacing w:after="50" w:before="0" w:line="240" w:lineRule="auto"/>
         <w:ind w:left="360" w:right="0" w:hanging="200"/>
         <w:jc w:val="left"/>
         <w:rPr/>
@@ -2226,12 +1943,12 @@
           <w:between w:space="0" w:sz="0" w:val="nil"/>
         </w:pBdr>
         <w:shd w:fill="auto" w:val="clear"/>
-        <w:spacing w:after="40" w:before="0" w:line="240" w:lineRule="auto"/>
+        <w:spacing w:after="50" w:before="0" w:line="240" w:lineRule="auto"/>
         <w:ind w:left="360" w:right="0" w:hanging="200"/>
         <w:jc w:val="left"/>
         <w:rPr/>
       </w:pPr>
-      <w:hyperlink r:id="rId17">
+      <w:hyperlink r:id="rId14">
         <w:r>
           <w:rPr>
             <w:rFonts w:ascii="Garamond" w:cs="Garamond" w:eastAsia="Garamond" w:hAnsi="Garamond"/>
@@ -2260,7 +1977,7 @@
     </w:p>
     <w:p>
       <w:pPr>
-        <w:spacing w:after="20" w:before="140" w:lineRule="auto"/>
+        <w:spacing w:after="20" w:before="180" w:lineRule="auto"/>
         <w:rPr/>
       </w:pPr>
       <w:r>
@@ -2321,7 +2038,7 @@
           <w:between w:space="0" w:sz="0" w:val="nil"/>
         </w:pBdr>
         <w:shd w:fill="auto" w:val="clear"/>
-        <w:spacing w:after="40" w:before="0" w:line="240" w:lineRule="auto"/>
+        <w:spacing w:after="50" w:before="0" w:line="240" w:lineRule="auto"/>
         <w:ind w:left="360" w:right="0" w:hanging="200"/>
         <w:jc w:val="left"/>
         <w:rPr/>
@@ -2369,7 +2086,7 @@
           <w:between w:space="0" w:sz="0" w:val="nil"/>
         </w:pBdr>
         <w:shd w:fill="auto" w:val="clear"/>
-        <w:spacing w:after="40" w:before="0" w:line="240" w:lineRule="auto"/>
+        <w:spacing w:after="50" w:before="0" w:line="240" w:lineRule="auto"/>
         <w:ind w:left="360" w:right="0" w:hanging="200"/>
         <w:jc w:val="left"/>
         <w:rPr/>
@@ -2417,12 +2134,12 @@
           <w:between w:space="0" w:sz="0" w:val="nil"/>
         </w:pBdr>
         <w:shd w:fill="auto" w:val="clear"/>
-        <w:spacing w:after="40" w:before="0" w:line="240" w:lineRule="auto"/>
+        <w:spacing w:after="50" w:before="0" w:line="240" w:lineRule="auto"/>
         <w:ind w:left="360" w:right="0" w:hanging="200"/>
         <w:jc w:val="left"/>
         <w:rPr/>
       </w:pPr>
-      <w:hyperlink r:id="rId18">
+      <w:hyperlink r:id="rId15">
         <w:r>
           <w:rPr>
             <w:rFonts w:ascii="Garamond" w:cs="Garamond" w:eastAsia="Garamond" w:hAnsi="Garamond"/>
@@ -2451,7 +2168,7 @@
     </w:p>
     <w:p>
       <w:pPr>
-        <w:spacing w:after="20" w:before="140" w:lineRule="auto"/>
+        <w:spacing w:after="20" w:before="180" w:lineRule="auto"/>
         <w:rPr/>
       </w:pPr>
       <w:r>
@@ -2512,7 +2229,7 @@
           <w:between w:space="0" w:sz="0" w:val="nil"/>
         </w:pBdr>
         <w:shd w:fill="auto" w:val="clear"/>
-        <w:spacing w:after="40" w:before="0" w:line="240" w:lineRule="auto"/>
+        <w:spacing w:after="50" w:before="0" w:line="240" w:lineRule="auto"/>
         <w:ind w:left="360" w:right="0" w:hanging="200"/>
         <w:jc w:val="left"/>
         <w:rPr/>
@@ -2534,7 +2251,7 @@
           <w:vertAlign w:val="baseline"/>
           <w:rtl w:val="0"/>
         </w:rPr>
-        <w:t xml:space="preserve">Unix-style C project demonstrating professional software engineering: logs, static/dynamic libraries, bash scripts, and data structures.</w:t>
+        <w:t xml:space="preserve">Unix-style C project: logs, static/dynamic libraries, bash scripts, data structures, and Google Test integration.</w:t>
       </w:r>
       <w:r>
         <w:rPr>
@@ -2560,7 +2277,7 @@
           <w:between w:space="0" w:sz="0" w:val="nil"/>
         </w:pBdr>
         <w:shd w:fill="auto" w:val="clear"/>
-        <w:spacing w:after="40" w:before="0" w:line="240" w:lineRule="auto"/>
+        <w:spacing w:after="50" w:before="0" w:line="240" w:lineRule="auto"/>
         <w:ind w:left="360" w:right="0" w:hanging="200"/>
         <w:jc w:val="left"/>
         <w:rPr/>
@@ -2582,7 +2299,7 @@
           <w:vertAlign w:val="baseline"/>
           <w:rtl w:val="0"/>
         </w:rPr>
-        <w:t xml:space="preserve">Integrated Google Test for unit testing and Valgrind for memory leak detection.</w:t>
+        <w:t xml:space="preserve">Valgrind for memory leak detection; GDB for advanced debugging.</w:t>
       </w:r>
       <w:r>
         <w:rPr>
@@ -2608,12 +2325,12 @@
           <w:between w:space="0" w:sz="0" w:val="nil"/>
         </w:pBdr>
         <w:shd w:fill="auto" w:val="clear"/>
-        <w:spacing w:after="40" w:before="0" w:line="240" w:lineRule="auto"/>
+        <w:spacing w:after="50" w:before="0" w:line="240" w:lineRule="auto"/>
         <w:ind w:left="360" w:right="0" w:hanging="200"/>
         <w:jc w:val="left"/>
         <w:rPr/>
       </w:pPr>
-      <w:hyperlink r:id="rId19">
+      <w:hyperlink r:id="rId16">
         <w:r>
           <w:rPr>
             <w:rFonts w:ascii="Garamond" w:cs="Garamond" w:eastAsia="Garamond" w:hAnsi="Garamond"/>
@@ -2643,9 +2360,9 @@
     <w:p>
       <w:pPr>
         <w:pBdr>
-          <w:bottom w:color="999999" w:space="4" w:sz="6" w:val="single"/>
+          <w:bottom w:color="bbbbbb" w:space="4" w:sz="6" w:val="single"/>
         </w:pBdr>
-        <w:spacing w:after="0" w:before="220" w:lineRule="auto"/>
+        <w:spacing w:after="0" w:before="340" w:lineRule="auto"/>
         <w:rPr/>
       </w:pPr>
       <w:r>
@@ -2669,19 +2386,24 @@
     </w:p>
     <w:p>
       <w:pPr>
-        <w:spacing w:after="60" w:before="0" w:lineRule="auto"/>
-        <w:rPr/>
-      </w:pPr>
-      <w:r>
-        <w:rPr>
-          <w:rtl w:val="0"/>
-        </w:rPr>
-      </w:r>
-    </w:p>
-    <w:p>
-      <w:pPr>
-        <w:spacing w:after="40" w:before="60" w:lineRule="auto"/>
-        <w:rPr/>
+        <w:spacing w:after="80" w:before="0" w:lineRule="auto"/>
+        <w:rPr/>
+      </w:pPr>
+      <w:r>
+        <w:rPr>
+          <w:rtl w:val="0"/>
+        </w:rPr>
+      </w:r>
+    </w:p>
+    <w:p>
+      <w:pPr>
+        <w:spacing w:after="50" w:before="0" w:lineRule="auto"/>
+        <w:rPr>
+          <w:rFonts w:ascii="Garamond" w:cs="Garamond" w:eastAsia="Garamond" w:hAnsi="Garamond"/>
+          <w:color w:val="1a1a1a"/>
+          <w:sz w:val="20"/>
+          <w:szCs w:val="20"/>
+        </w:rPr>
       </w:pPr>
       <w:r>
         <w:rPr>
@@ -2693,93 +2415,46 @@
           <w:szCs w:val="20"/>
           <w:rtl w:val="0"/>
         </w:rPr>
-        <w:t xml:space="preserve">Languages:  </w:t>
-      </w:r>
-      <w:r>
-        <w:rPr>
-          <w:rFonts w:ascii="Garamond" w:cs="Garamond" w:eastAsia="Garamond" w:hAnsi="Garamond"/>
-          <w:color w:val="1a1a1a"/>
-          <w:sz w:val="20"/>
-          <w:szCs w:val="20"/>
-          <w:rtl w:val="0"/>
-        </w:rPr>
-        <w:t xml:space="preserve">TypeScript, JavaScript, C,</w:t>
-      </w:r>
-      <w:r>
-        <w:rPr>
-          <w:color w:val="1a1a1a"/>
-          <w:sz w:val="20"/>
-          <w:szCs w:val="20"/>
-          <w:rtl w:val="0"/>
-        </w:rPr>
-        <w:t xml:space="preserve">Golang,</w:t>
-      </w:r>
-      <w:r>
-        <w:rPr>
-          <w:rFonts w:ascii="Garamond" w:cs="Garamond" w:eastAsia="Garamond" w:hAnsi="Garamond"/>
-          <w:color w:val="1a1a1a"/>
-          <w:sz w:val="20"/>
-          <w:szCs w:val="20"/>
-          <w:rtl w:val="0"/>
-        </w:rPr>
-        <w:t xml:space="preserve"> SQL, Bash</w:t>
-      </w:r>
-      <w:r>
-        <w:rPr>
-          <w:rtl w:val="0"/>
-        </w:rPr>
-      </w:r>
-    </w:p>
-    <w:p>
-      <w:pPr>
-        <w:spacing w:after="40" w:before="0" w:lineRule="auto"/>
-        <w:rPr/>
-      </w:pPr>
-      <w:r>
-        <w:rPr>
-          <w:rFonts w:ascii="Garamond" w:cs="Garamond" w:eastAsia="Garamond" w:hAnsi="Garamond"/>
+        <w:t xml:space="preserve">Languages: </w:t>
+      </w:r>
+      <w:r>
+        <w:rPr>
+          <w:rFonts w:ascii="Garamond" w:cs="Garamond" w:eastAsia="Garamond" w:hAnsi="Garamond"/>
+          <w:color w:val="1a1a1a"/>
+          <w:sz w:val="20"/>
+          <w:szCs w:val="20"/>
+          <w:rtl w:val="0"/>
+        </w:rPr>
+        <w:t xml:space="preserve">TypeScript, JavaScript, C, SQL, Bash, </w:t>
+      </w:r>
+      <w:r>
+        <w:rPr>
+          <w:color w:val="1a1a1a"/>
+          <w:sz w:val="20"/>
+          <w:szCs w:val="20"/>
+          <w:rtl w:val="0"/>
+        </w:rPr>
+        <w:t xml:space="preserve">Java.</w:t>
+      </w:r>
+      <w:r>
+        <w:rPr>
+          <w:rtl w:val="0"/>
+        </w:rPr>
+      </w:r>
+    </w:p>
+    <w:p>
+      <w:pPr>
+        <w:spacing w:after="50" w:lineRule="auto"/>
+        <w:rPr>
           <w:b w:val="1"/>
           <w:bCs w:val="1"/>
           <w:color w:val="1a1a1a"/>
           <w:sz w:val="20"/>
           <w:szCs w:val="20"/>
-          <w:rtl w:val="0"/>
-        </w:rPr>
-        <w:t xml:space="preserve">Mobile:  </w:t>
-      </w:r>
-      <w:r>
-        <w:rPr>
-          <w:rFonts w:ascii="Garamond" w:cs="Garamond" w:eastAsia="Garamond" w:hAnsi="Garamond"/>
-          <w:color w:val="1a1a1a"/>
-          <w:sz w:val="20"/>
-          <w:szCs w:val="20"/>
-          <w:rtl w:val="0"/>
-        </w:rPr>
-        <w:t xml:space="preserve">React Native, Expo, Expo Router, i18n</w:t>
-      </w:r>
-      <w:r>
-        <w:rPr>
-          <w:color w:val="1a1a1a"/>
-          <w:sz w:val="20"/>
-          <w:szCs w:val="20"/>
-          <w:rtl w:val="0"/>
-        </w:rPr>
-        <w:t xml:space="preserve">, Tailwind, tanstack, zustand</w:t>
-      </w:r>
-      <w:r>
-        <w:rPr>
-          <w:rtl w:val="0"/>
-        </w:rPr>
-      </w:r>
-    </w:p>
-    <w:p>
-      <w:pPr>
-        <w:spacing w:after="40" w:before="0" w:lineRule="auto"/>
-        <w:rPr/>
-      </w:pPr>
-      <w:r>
-        <w:rPr>
-          <w:rFonts w:ascii="Garamond" w:cs="Garamond" w:eastAsia="Garamond" w:hAnsi="Garamond"/>
+        </w:rPr>
+      </w:pPr>
+      <w:r>
+        <w:rPr>
           <w:b w:val="1"/>
           <w:bCs w:val="1"/>
           <w:color w:val="1a1a1a"/>
@@ -2787,32 +2462,30 @@
           <w:szCs w:val="20"/>
           <w:rtl w:val="0"/>
         </w:rPr>
-        <w:t xml:space="preserve">Backend:  </w:t>
-      </w:r>
-      <w:r>
-        <w:rPr>
-          <w:rFonts w:ascii="Garamond" w:cs="Garamond" w:eastAsia="Garamond" w:hAnsi="Garamond"/>
-          <w:color w:val="1a1a1a"/>
-          <w:sz w:val="20"/>
-          <w:szCs w:val="20"/>
-          <w:rtl w:val="0"/>
-        </w:rPr>
-        <w:t xml:space="preserve">NestJS, Node.js, Express — DDD, Clean Architecture, Repository Pattern, TDD (Jest, Pactum)</w:t>
-      </w:r>
-      <w:r>
-        <w:rPr>
-          <w:rtl w:val="0"/>
-        </w:rPr>
-      </w:r>
-    </w:p>
-    <w:p>
-      <w:pPr>
-        <w:spacing w:after="40" w:before="0" w:lineRule="auto"/>
-        <w:rPr/>
-      </w:pPr>
-      <w:r>
-        <w:rPr>
-          <w:rFonts w:ascii="Garamond" w:cs="Garamond" w:eastAsia="Garamond" w:hAnsi="Garamond"/>
+        <w:t xml:space="preserve">Mobile:  </w:t>
+      </w:r>
+      <w:r>
+        <w:rPr>
+          <w:color w:val="1a1a1a"/>
+          <w:sz w:val="20"/>
+          <w:szCs w:val="20"/>
+          <w:rtl w:val="0"/>
+        </w:rPr>
+        <w:t xml:space="preserve">React Native, Expo, Expo Router, Tanstack, Zustand, i18n.</w:t>
+      </w:r>
+      <w:r>
+        <w:rPr>
+          <w:rtl w:val="0"/>
+        </w:rPr>
+      </w:r>
+    </w:p>
+    <w:p>
+      <w:pPr>
+        <w:spacing w:after="50" w:lineRule="auto"/>
+        <w:rPr/>
+      </w:pPr>
+      <w:r>
+        <w:rPr>
           <w:b w:val="1"/>
           <w:bCs w:val="1"/>
           <w:color w:val="1a1a1a"/>
@@ -2820,27 +2493,26 @@
           <w:szCs w:val="20"/>
           <w:rtl w:val="0"/>
         </w:rPr>
-        <w:t xml:space="preserve">Cloud &amp; Infra:  </w:t>
-      </w:r>
-      <w:r>
-        <w:rPr>
-          <w:rFonts w:ascii="Garamond" w:cs="Garamond" w:eastAsia="Garamond" w:hAnsi="Garamond"/>
-          <w:color w:val="1a1a1a"/>
-          <w:sz w:val="20"/>
-          <w:szCs w:val="20"/>
-          <w:rtl w:val="0"/>
-        </w:rPr>
-        <w:t xml:space="preserve">AWS (Lambda, CDK, Cognito, S3, SNS, SQS, EventBridge), Firebase, Oracle Cloud, Docker, CI/CD, Turborepo</w:t>
-      </w:r>
-      <w:r>
-        <w:rPr>
-          <w:rtl w:val="0"/>
-        </w:rPr>
-      </w:r>
-    </w:p>
-    <w:p>
-      <w:pPr>
-        <w:spacing w:after="40" w:before="0" w:lineRule="auto"/>
+        <w:t xml:space="preserve">Backend:  </w:t>
+      </w:r>
+      <w:r>
+        <w:rPr>
+          <w:color w:val="1a1a1a"/>
+          <w:sz w:val="20"/>
+          <w:szCs w:val="20"/>
+          <w:rtl w:val="0"/>
+        </w:rPr>
+        <w:t xml:space="preserve">NestJS, Node.js, Express · DDD, Clean Architecture, Repository Pattern, TDD (Jest, Pactum)</w:t>
+      </w:r>
+      <w:r>
+        <w:rPr>
+          <w:rtl w:val="0"/>
+        </w:rPr>
+      </w:r>
+    </w:p>
+    <w:p>
+      <w:pPr>
+        <w:spacing w:after="50" w:before="0" w:lineRule="auto"/>
         <w:rPr/>
       </w:pPr>
       <w:r>
@@ -2853,32 +2525,10 @@
           <w:szCs w:val="20"/>
           <w:rtl w:val="0"/>
         </w:rPr>
-        <w:t xml:space="preserve">Data:  </w:t>
-      </w:r>
-      <w:r>
-        <w:rPr>
-          <w:rFonts w:ascii="Garamond" w:cs="Garamond" w:eastAsia="Garamond" w:hAnsi="Garamond"/>
-          <w:color w:val="1a1a1a"/>
-          <w:sz w:val="20"/>
-          <w:szCs w:val="20"/>
-          <w:rtl w:val="0"/>
-        </w:rPr>
-        <w:t xml:space="preserve">MongoDB (Mongoose), PostgreSQL, MySQL, Firestore</w:t>
-      </w:r>
-      <w:r>
-        <w:rPr>
-          <w:rtl w:val="0"/>
-        </w:rPr>
-      </w:r>
-    </w:p>
-    <w:p>
-      <w:pPr>
-        <w:spacing w:after="40" w:before="0" w:lineRule="auto"/>
-        <w:rPr/>
-      </w:pPr>
-      <w:r>
-        <w:rPr>
-          <w:rFonts w:ascii="Garamond" w:cs="Garamond" w:eastAsia="Garamond" w:hAnsi="Garamond"/>
+        <w:t xml:space="preserve">Cloud &amp; Infrastructu</w:t>
+      </w:r>
+      <w:r>
+        <w:rPr>
           <w:b w:val="1"/>
           <w:bCs w:val="1"/>
           <w:color w:val="1a1a1a"/>
@@ -2886,29 +2536,8 @@
           <w:szCs w:val="20"/>
           <w:rtl w:val="0"/>
         </w:rPr>
-        <w:t xml:space="preserve">Frontend:  </w:t>
-      </w:r>
-      <w:r>
-        <w:rPr>
-          <w:rFonts w:ascii="Garamond" w:cs="Garamond" w:eastAsia="Garamond" w:hAnsi="Garamond"/>
-          <w:color w:val="1a1a1a"/>
-          <w:sz w:val="20"/>
-          <w:szCs w:val="20"/>
-          <w:rtl w:val="0"/>
-        </w:rPr>
-        <w:t xml:space="preserve">React, Next.js, Tailwind CSS, Styled-Components, Material UI</w:t>
-      </w:r>
-      <w:r>
-        <w:rPr>
-          <w:rtl w:val="0"/>
-        </w:rPr>
-      </w:r>
-    </w:p>
-    <w:p>
-      <w:pPr>
-        <w:spacing w:after="40" w:before="0" w:lineRule="auto"/>
-        <w:rPr/>
-      </w:pPr>
+        <w:t xml:space="preserve">re</w:t>
+      </w:r>
       <w:r>
         <w:rPr>
           <w:rFonts w:ascii="Garamond" w:cs="Garamond" w:eastAsia="Garamond" w:hAnsi="Garamond"/>
@@ -2919,27 +2548,26 @@
           <w:szCs w:val="20"/>
           <w:rtl w:val="0"/>
         </w:rPr>
-        <w:t xml:space="preserve">Observability &amp; Quality:  </w:t>
-      </w:r>
-      <w:r>
-        <w:rPr>
-          <w:rFonts w:ascii="Garamond" w:cs="Garamond" w:eastAsia="Garamond" w:hAnsi="Garamond"/>
-          <w:color w:val="1a1a1a"/>
-          <w:sz w:val="20"/>
-          <w:szCs w:val="20"/>
-          <w:rtl w:val="0"/>
-        </w:rPr>
-        <w:t xml:space="preserve">Sentry, PostHog, ESLint, Prettier, Valgrind, GDB</w:t>
-      </w:r>
-      <w:r>
-        <w:rPr>
-          <w:rtl w:val="0"/>
-        </w:rPr>
-      </w:r>
-    </w:p>
-    <w:p>
-      <w:pPr>
-        <w:spacing w:after="80" w:before="0" w:lineRule="auto"/>
+        <w:t xml:space="preserve">:  </w:t>
+      </w:r>
+      <w:r>
+        <w:rPr>
+          <w:color w:val="1a1a1a"/>
+          <w:sz w:val="20"/>
+          <w:szCs w:val="20"/>
+          <w:rtl w:val="0"/>
+        </w:rPr>
+        <w:t xml:space="preserve">AWS (Lambda, CDK, Cognito, S3, SNS, SQS, EventBridge) · Firebase · Oracle Cloud · Docker · Turborepo · CI/CD</w:t>
+      </w:r>
+      <w:r>
+        <w:rPr>
+          <w:rtl w:val="0"/>
+        </w:rPr>
+      </w:r>
+    </w:p>
+    <w:p>
+      <w:pPr>
+        <w:spacing w:after="50" w:before="0" w:lineRule="auto"/>
         <w:rPr/>
       </w:pPr>
       <w:r>
@@ -2952,39 +2580,149 @@
           <w:szCs w:val="20"/>
           <w:rtl w:val="0"/>
         </w:rPr>
-        <w:t xml:space="preserve">Languages (Spoken):  </w:t>
-      </w:r>
-      <w:r>
-        <w:rPr>
-          <w:rFonts w:ascii="Garamond" w:cs="Garamond" w:eastAsia="Garamond" w:hAnsi="Garamond"/>
-          <w:color w:val="1a1a1a"/>
-          <w:sz w:val="20"/>
-          <w:szCs w:val="20"/>
-          <w:rtl w:val="0"/>
-        </w:rPr>
-        <w:t xml:space="preserve">Portuguese (C2 – Native)  ·  English (B2 – Strong reading &amp; writing; conversational spoken)</w:t>
-      </w:r>
-      <w:r>
-        <w:rPr>
-          <w:rtl w:val="0"/>
-        </w:rPr>
-      </w:r>
-    </w:p>
-    <w:p>
-      <w:pPr>
-        <w:pBdr>
-          <w:bottom w:color="999999" w:space="4" w:sz="6" w:val="single"/>
-        </w:pBdr>
-        <w:spacing w:after="0" w:before="220" w:lineRule="auto"/>
-        <w:rPr/>
-      </w:pPr>
-      <w:r>
-        <w:rPr>
-          <w:rFonts w:ascii="Garamond" w:cs="Garamond" w:eastAsia="Garamond" w:hAnsi="Garamond"/>
+        <w:t xml:space="preserve">Data:  </w:t>
+      </w:r>
+      <w:r>
+        <w:rPr>
+          <w:color w:val="1a1a1a"/>
+          <w:sz w:val="20"/>
+          <w:szCs w:val="20"/>
+          <w:rtl w:val="0"/>
+        </w:rPr>
+        <w:t xml:space="preserve">MongoDB (Mongoose), PostgreSQL, Firestore.</w:t>
+      </w:r>
+      <w:r>
+        <w:rPr>
+          <w:rtl w:val="0"/>
+        </w:rPr>
+      </w:r>
+    </w:p>
+    <w:p>
+      <w:pPr>
+        <w:spacing w:after="50" w:before="0" w:lineRule="auto"/>
+        <w:rPr/>
+      </w:pPr>
+      <w:r>
+        <w:rPr>
+          <w:rFonts w:ascii="Garamond" w:cs="Garamond" w:eastAsia="Garamond" w:hAnsi="Garamond"/>
+          <w:b w:val="1"/>
+          <w:bCs w:val="1"/>
+          <w:color w:val="1a1a1a"/>
+          <w:sz w:val="20"/>
+          <w:szCs w:val="20"/>
+          <w:rtl w:val="0"/>
+        </w:rPr>
+        <w:t xml:space="preserve">Frontend:  </w:t>
+      </w:r>
+      <w:r>
+        <w:rPr>
+          <w:rFonts w:ascii="Garamond" w:cs="Garamond" w:eastAsia="Garamond" w:hAnsi="Garamond"/>
+          <w:color w:val="1a1a1a"/>
+          <w:sz w:val="20"/>
+          <w:szCs w:val="20"/>
+          <w:rtl w:val="0"/>
+        </w:rPr>
+        <w:t xml:space="preserve">React, Next.js, Tailwind CSS, Styled-Components, Material UI</w:t>
+      </w:r>
+      <w:r>
+        <w:rPr>
+          <w:rtl w:val="0"/>
+        </w:rPr>
+      </w:r>
+    </w:p>
+    <w:p>
+      <w:pPr>
+        <w:spacing w:after="80" w:before="0" w:lineRule="auto"/>
+        <w:rPr>
+          <w:color w:val="1a1a1a"/>
+          <w:sz w:val="20"/>
+          <w:szCs w:val="20"/>
+        </w:rPr>
+      </w:pPr>
+      <w:r>
+        <w:rPr>
+          <w:b w:val="1"/>
+          <w:bCs w:val="1"/>
+          <w:color w:val="1a1a1a"/>
+          <w:sz w:val="20"/>
+          <w:szCs w:val="20"/>
+          <w:rtl w:val="0"/>
+        </w:rPr>
+        <w:t xml:space="preserve">Tooling &amp; Quality</w:t>
+      </w:r>
+      <w:r>
+        <w:rPr>
+          <w:rFonts w:ascii="Garamond" w:cs="Garamond" w:eastAsia="Garamond" w:hAnsi="Garamond"/>
+          <w:b w:val="1"/>
+          <w:bCs w:val="1"/>
+          <w:color w:val="1a1a1a"/>
+          <w:sz w:val="20"/>
+          <w:szCs w:val="20"/>
+          <w:rtl w:val="0"/>
+        </w:rPr>
+        <w:t xml:space="preserve">:  </w:t>
+      </w:r>
+      <w:r>
+        <w:rPr>
+          <w:color w:val="1a1a1a"/>
+          <w:sz w:val="20"/>
+          <w:szCs w:val="20"/>
+          <w:rtl w:val="0"/>
+        </w:rPr>
+        <w:t xml:space="preserve">Sentry, PostHog, ESLint, Prettier, Valgrind, GDB</w:t>
+      </w:r>
+    </w:p>
+    <w:p>
+      <w:pPr>
+        <w:spacing w:after="50" w:lineRule="auto"/>
+        <w:rPr>
           <w:b w:val="1"/>
           <w:bCs w:val="1"/>
           <w:smallCaps w:val="1"/>
           <w:color w:val="1a1a1a"/>
+        </w:rPr>
+      </w:pPr>
+      <w:r>
+        <w:rPr>
+          <w:b w:val="1"/>
+          <w:bCs w:val="1"/>
+          <w:color w:val="1a1a1a"/>
+          <w:sz w:val="20"/>
+          <w:szCs w:val="20"/>
+          <w:rtl w:val="0"/>
+        </w:rPr>
+        <w:t xml:space="preserve">Languages Spoken:   </w:t>
+      </w:r>
+      <w:r>
+        <w:rPr>
+          <w:color w:val="1a1a1a"/>
+          <w:sz w:val="20"/>
+          <w:szCs w:val="20"/>
+          <w:rtl w:val="0"/>
+        </w:rPr>
+        <w:t xml:space="preserve">Portuguese (Native), English (B2).</w:t>
+      </w:r>
+      <w:r>
+        <w:rPr>
+          <w:rtl w:val="0"/>
+        </w:rPr>
+      </w:r>
+    </w:p>
+    <w:p>
+      <w:pPr>
+        <w:pBdr>
+          <w:bottom w:color="bbbbbb" w:space="4" w:sz="6" w:val="single"/>
+        </w:pBdr>
+        <w:spacing w:after="0" w:before="340" w:lineRule="auto"/>
+        <w:rPr/>
+      </w:pPr>
+      <w:r>
+        <w:rPr>
+          <w:rFonts w:ascii="Garamond" w:cs="Garamond" w:eastAsia="Garamond" w:hAnsi="Garamond"/>
+          <w:b w:val="1"/>
+          <w:bCs w:val="1"/>
+          <w:smallCaps w:val="1"/>
+          <w:color w:val="1a1a1a"/>
           <w:sz w:val="22"/>
           <w:szCs w:val="22"/>
           <w:rtl w:val="0"/>
@@ -2999,7 +2737,7 @@
     </w:p>
     <w:p>
       <w:pPr>
-        <w:spacing w:after="60" w:before="0" w:lineRule="auto"/>
+        <w:spacing w:after="80" w:before="0" w:lineRule="auto"/>
         <w:rPr/>
       </w:pPr>
       <w:r>
@@ -3013,7 +2751,7 @@
         <w:tabs>
           <w:tab w:val="right" w:leader="none" w:pos="9360"/>
         </w:tabs>
-        <w:spacing w:after="20" w:before="140" w:lineRule="auto"/>
+        <w:spacing w:after="10" w:before="180" w:lineRule="auto"/>
         <w:rPr/>
       </w:pPr>
       <w:r>
@@ -3027,11 +2765,6 @@
           <w:rtl w:val="0"/>
         </w:rPr>
         <w:t xml:space="preserve">Federal University of Mato Grosso do Sul (UFMS)</w:t>
-      </w:r>
-      <w:r>
-        <w:rPr>
-          <w:rtl w:val="0"/>
-        </w:rPr>
         <w:tab/>
       </w:r>
       <w:r>
@@ -3044,10 +2777,106 @@
           <w:szCs w:val="20"/>
           <w:rtl w:val="0"/>
         </w:rPr>
-        <w:t xml:space="preserve">Jan 2022 – </w:t>
-      </w:r>
-      <w:r>
-        <w:rPr>
+        <w:t xml:space="preserve">Jan 2022 – Dec 2025</w:t>
+      </w:r>
+      <w:r>
+        <w:rPr>
+          <w:rtl w:val="0"/>
+        </w:rPr>
+      </w:r>
+    </w:p>
+    <w:p>
+      <w:pPr>
+        <w:spacing w:after="20" w:before="0" w:lineRule="auto"/>
+        <w:rPr/>
+      </w:pPr>
+      <w:r>
+        <w:rPr>
+          <w:rFonts w:ascii="Garamond" w:cs="Garamond" w:eastAsia="Garamond" w:hAnsi="Garamond"/>
+          <w:i w:val="1"/>
+          <w:iCs w:val="1"/>
+          <w:color w:val="1a1a1a"/>
+          <w:sz w:val="20"/>
+          <w:szCs w:val="20"/>
+          <w:rtl w:val="0"/>
+        </w:rPr>
+        <w:t xml:space="preserve">B.Sc. Computer Science — FACOM, Campo Grande</w:t>
+      </w:r>
+      <w:r>
+        <w:rPr>
+          <w:rtl w:val="0"/>
+        </w:rPr>
+      </w:r>
+    </w:p>
+    <w:p>
+      <w:pPr>
+        <w:spacing w:after="80" w:before="0" w:lineRule="auto"/>
+        <w:rPr>
+          <w:b w:val="1"/>
+          <w:bCs w:val="1"/>
+          <w:color w:val="1a1a1a"/>
+        </w:rPr>
+      </w:pPr>
+      <w:r>
+        <w:rPr>
+          <w:rFonts w:ascii="Garamond" w:cs="Garamond" w:eastAsia="Garamond" w:hAnsi="Garamond"/>
+          <w:color w:val="555555"/>
+          <w:sz w:val="20"/>
+          <w:szCs w:val="20"/>
+          <w:rtl w:val="0"/>
+        </w:rPr>
+        <w:t xml:space="preserve">Graduated Dec 2025  ·  </w:t>
+      </w:r>
+      <w:r>
+        <w:rPr>
+          <w:b w:val="1"/>
+          <w:bCs w:val="1"/>
+          <w:color w:val="555555"/>
+          <w:sz w:val="20"/>
+          <w:szCs w:val="20"/>
+          <w:rtl w:val="0"/>
+        </w:rPr>
+        <w:t xml:space="preserve">Undergraduate Research — LEXA Lab</w:t>
+      </w:r>
+      <w:r>
+        <w:rPr>
+          <w:color w:val="555555"/>
+          <w:sz w:val="20"/>
+          <w:szCs w:val="20"/>
+          <w:rtl w:val="0"/>
+        </w:rPr>
+        <w:t xml:space="preserve"> Implemented a Large Neighborhood Search matheuristic for the Course Discipline Allocation Problem, combining destroy-and-repair operators with exact solving for high-quality timetabling solutions</w:t>
+      </w:r>
+      <w:r>
+        <w:rPr>
+          <w:rtl w:val="0"/>
+        </w:rPr>
+      </w:r>
+    </w:p>
+    <w:p>
+      <w:pPr>
+        <w:tabs>
+          <w:tab w:val="right" w:leader="none" w:pos="9360"/>
+        </w:tabs>
+        <w:spacing w:after="10" w:before="180" w:lineRule="auto"/>
+        <w:rPr/>
+      </w:pPr>
+      <w:r>
+        <w:rPr>
+          <w:rFonts w:ascii="Garamond" w:cs="Garamond" w:eastAsia="Garamond" w:hAnsi="Garamond"/>
+          <w:b w:val="1"/>
+          <w:bCs w:val="1"/>
+          <w:color w:val="1a1a1a"/>
+          <w:sz w:val="22"/>
+          <w:szCs w:val="22"/>
+          <w:rtl w:val="0"/>
+        </w:rPr>
+        <w:t xml:space="preserve">Santander Coders / Ada Tech</w:t>
+        <w:tab/>
+      </w:r>
+      <w:r>
+        <w:rPr>
+          <w:rFonts w:ascii="Garamond" w:cs="Garamond" w:eastAsia="Garamond" w:hAnsi="Garamond"/>
           <w:i w:val="1"/>
           <w:iCs w:val="1"/>
           <w:color w:val="555555"/>
@@ -3055,7 +2884,78 @@
           <w:szCs w:val="20"/>
           <w:rtl w:val="0"/>
         </w:rPr>
-        <w:t xml:space="preserve">Dez </w:t>
+        <w:t xml:space="preserve">Jul – Aug 2024</w:t>
+      </w:r>
+      <w:r>
+        <w:rPr>
+          <w:rtl w:val="0"/>
+        </w:rPr>
+      </w:r>
+    </w:p>
+    <w:p>
+      <w:pPr>
+        <w:spacing w:after="20" w:before="0" w:lineRule="auto"/>
+        <w:rPr/>
+      </w:pPr>
+      <w:r>
+        <w:rPr>
+          <w:rFonts w:ascii="Garamond" w:cs="Garamond" w:eastAsia="Garamond" w:hAnsi="Garamond"/>
+          <w:i w:val="1"/>
+          <w:iCs w:val="1"/>
+          <w:color w:val="1a1a1a"/>
+          <w:sz w:val="20"/>
+          <w:szCs w:val="20"/>
+          <w:rtl w:val="0"/>
+        </w:rPr>
+        <w:t xml:space="preserve">Back-End Development Track (Coding-Tank)</w:t>
+      </w:r>
+      <w:r>
+        <w:rPr>
+          <w:rtl w:val="0"/>
+        </w:rPr>
+      </w:r>
+    </w:p>
+    <w:p>
+      <w:pPr>
+        <w:spacing w:after="80" w:before="0" w:lineRule="auto"/>
+        <w:rPr/>
+      </w:pPr>
+      <w:r>
+        <w:rPr>
+          <w:rFonts w:ascii="Garamond" w:cs="Garamond" w:eastAsia="Garamond" w:hAnsi="Garamond"/>
+          <w:color w:val="555555"/>
+          <w:sz w:val="20"/>
+          <w:szCs w:val="20"/>
+          <w:rtl w:val="0"/>
+        </w:rPr>
+        <w:t xml:space="preserve">Git, Networks, Java, OOP, Design Patterns.</w:t>
+      </w:r>
+      <w:r>
+        <w:rPr>
+          <w:rtl w:val="0"/>
+        </w:rPr>
+      </w:r>
+    </w:p>
+    <w:p>
+      <w:pPr>
+        <w:tabs>
+          <w:tab w:val="right" w:leader="none" w:pos="9360"/>
+        </w:tabs>
+        <w:spacing w:after="10" w:before="180" w:lineRule="auto"/>
+        <w:rPr/>
+      </w:pPr>
+      <w:r>
+        <w:rPr>
+          <w:rFonts w:ascii="Garamond" w:cs="Garamond" w:eastAsia="Garamond" w:hAnsi="Garamond"/>
+          <w:b w:val="1"/>
+          <w:bCs w:val="1"/>
+          <w:color w:val="1a1a1a"/>
+          <w:sz w:val="22"/>
+          <w:szCs w:val="22"/>
+          <w:rtl w:val="0"/>
+        </w:rPr>
+        <w:t xml:space="preserve">Federal Institute of Mato Grosso (IFMT)</w:t>
+        <w:tab/>
       </w:r>
       <w:r>
         <w:rPr>
@@ -3067,7 +2967,7 @@
           <w:szCs w:val="20"/>
           <w:rtl w:val="0"/>
         </w:rPr>
-        <w:t xml:space="preserve">2025</w:t>
+        <w:t xml:space="preserve">Jan 2018 – Dec 2020</w:t>
       </w:r>
       <w:r>
         <w:rPr>
@@ -3090,32 +2990,33 @@
           <w:szCs w:val="20"/>
           <w:rtl w:val="0"/>
         </w:rPr>
-        <w:t xml:space="preserve">B.Sc. Computer Science — FACOM, Campo Grande</w:t>
-      </w:r>
-      <w:r>
-        <w:rPr>
-          <w:rtl w:val="0"/>
-        </w:rPr>
-      </w:r>
-    </w:p>
-    <w:p>
-      <w:pPr>
-        <w:spacing w:after="60" w:before="0" w:lineRule="auto"/>
-        <w:rPr/>
-      </w:pPr>
-      <w:r>
-        <w:rPr>
+        <w:t xml:space="preserve">Integrated High School + Technician in Electromechanics</w:t>
+      </w:r>
+      <w:r>
+        <w:rPr>
+          <w:rtl w:val="0"/>
+        </w:rPr>
+      </w:r>
+    </w:p>
+    <w:p>
+      <w:pPr>
+        <w:spacing w:after="80" w:before="0" w:lineRule="auto"/>
+        <w:rPr>
+          <w:rFonts w:ascii="Garamond" w:cs="Garamond" w:eastAsia="Garamond" w:hAnsi="Garamond"/>
           <w:color w:val="555555"/>
           <w:sz w:val="20"/>
           <w:szCs w:val="20"/>
-          <w:rtl w:val="0"/>
-        </w:rPr>
-        <w:t xml:space="preserve">Undergraduate researcher: implemented a Large Neighborhood Search (LNS) matheuristic for the Course Discipline Allocation Problem, combining destroy-and-repair operators with exact solving to produce high-quality timetabling solutions.</w:t>
-      </w:r>
-      <w:r>
-        <w:rPr>
-          <w:rtl w:val="0"/>
-        </w:rPr>
+        </w:rPr>
+      </w:pPr>
+      <w:r>
+        <w:rPr>
+          <w:rFonts w:ascii="Garamond" w:cs="Garamond" w:eastAsia="Garamond" w:hAnsi="Garamond"/>
+          <w:color w:val="555555"/>
+          <w:sz w:val="20"/>
+          <w:szCs w:val="20"/>
+          <w:rtl w:val="0"/>
+        </w:rPr>
+        <w:t xml:space="preserve">Monitor in Machine Elements. </w:t>
       </w:r>
     </w:p>
     <w:p>
@@ -3123,30 +3024,21 @@
         <w:tabs>
           <w:tab w:val="right" w:leader="none" w:pos="9360"/>
         </w:tabs>
-        <w:spacing w:after="20" w:before="140" w:lineRule="auto"/>
-        <w:rPr/>
-      </w:pPr>
-      <w:r>
-        <w:rPr>
-          <w:rFonts w:ascii="Garamond" w:cs="Garamond" w:eastAsia="Garamond" w:hAnsi="Garamond"/>
+        <w:spacing w:after="10" w:before="180" w:lineRule="auto"/>
+        <w:rPr/>
+      </w:pPr>
+      <w:r>
+        <w:rPr>
           <w:b w:val="1"/>
           <w:bCs w:val="1"/>
           <w:color w:val="1a1a1a"/>
-          <w:sz w:val="22"/>
-          <w:szCs w:val="22"/>
-          <w:rtl w:val="0"/>
-        </w:rPr>
-        <w:t xml:space="preserve">Santander Coders / Ada Tech</w:t>
-      </w:r>
-      <w:r>
-        <w:rPr>
-          <w:rtl w:val="0"/>
-        </w:rPr>
+          <w:rtl w:val="0"/>
+        </w:rPr>
+        <w:t xml:space="preserve">Advanced English Course — Influx</w:t>
         <w:tab/>
       </w:r>
       <w:r>
         <w:rPr>
-          <w:rFonts w:ascii="Garamond" w:cs="Garamond" w:eastAsia="Garamond" w:hAnsi="Garamond"/>
           <w:i w:val="1"/>
           <w:iCs w:val="1"/>
           <w:color w:val="555555"/>
@@ -3154,22 +3046,21 @@
           <w:szCs w:val="20"/>
           <w:rtl w:val="0"/>
         </w:rPr>
-        <w:t xml:space="preserve">Jul – Aug 2024</w:t>
-      </w:r>
-      <w:r>
-        <w:rPr>
-          <w:rtl w:val="0"/>
-        </w:rPr>
-      </w:r>
-    </w:p>
-    <w:p>
-      <w:pPr>
-        <w:spacing w:after="20" w:before="0" w:lineRule="auto"/>
-        <w:rPr/>
-      </w:pPr>
-      <w:r>
-        <w:rPr>
-          <w:rFonts w:ascii="Garamond" w:cs="Garamond" w:eastAsia="Garamond" w:hAnsi="Garamond"/>
+        <w:t xml:space="preserve">2018 – Dec 2021</w:t>
+      </w:r>
+      <w:r>
+        <w:rPr>
+          <w:rtl w:val="0"/>
+        </w:rPr>
+      </w:r>
+    </w:p>
+    <w:p>
+      <w:pPr>
+        <w:spacing w:after="20" w:lineRule="auto"/>
+        <w:rPr/>
+      </w:pPr>
+      <w:r>
+        <w:rPr>
           <w:i w:val="1"/>
           <w:iCs w:val="1"/>
           <w:color w:val="1a1a1a"/>
@@ -3177,117 +3068,37 @@
           <w:szCs w:val="20"/>
           <w:rtl w:val="0"/>
         </w:rPr>
-        <w:t xml:space="preserve">Back-End Development Track (Coding-Tank)</w:t>
-      </w:r>
-      <w:r>
-        <w:rPr>
-          <w:rtl w:val="0"/>
-        </w:rPr>
-      </w:r>
-    </w:p>
-    <w:p>
-      <w:pPr>
-        <w:spacing w:after="60" w:before="0" w:lineRule="auto"/>
-        <w:rPr/>
-      </w:pPr>
-      <w:r>
-        <w:rPr>
-          <w:rFonts w:ascii="Garamond" w:cs="Garamond" w:eastAsia="Garamond" w:hAnsi="Garamond"/>
+        <w:t xml:space="preserve">4 years of study · </w:t>
+      </w:r>
+      <w:hyperlink r:id="rId17">
+        <w:r>
+          <w:rPr>
+            <w:i w:val="1"/>
+            <w:iCs w:val="1"/>
+            <w:color w:val="1155cc"/>
+            <w:sz w:val="20"/>
+            <w:szCs w:val="20"/>
+            <w:u w:val="single"/>
+            <w:rtl w:val="0"/>
+          </w:rPr>
+          <w:t xml:space="preserve">Course of English and Spanish</w:t>
+        </w:r>
+      </w:hyperlink>
+      <w:r>
+        <w:rPr>
+          <w:rtl w:val="0"/>
+        </w:rPr>
+      </w:r>
+    </w:p>
+    <w:p>
+      <w:pPr>
+        <w:spacing w:after="80" w:before="0" w:lineRule="auto"/>
+        <w:rPr>
           <w:color w:val="555555"/>
           <w:sz w:val="20"/>
           <w:szCs w:val="20"/>
-          <w:rtl w:val="0"/>
-        </w:rPr>
-        <w:t xml:space="preserve">Git, Networks, Java, OOP, Design Patterns.</w:t>
-      </w:r>
-      <w:r>
-        <w:rPr>
-          <w:rtl w:val="0"/>
-        </w:rPr>
-      </w:r>
-    </w:p>
-    <w:p>
-      <w:pPr>
-        <w:tabs>
-          <w:tab w:val="right" w:leader="none" w:pos="9360"/>
-        </w:tabs>
-        <w:spacing w:after="20" w:before="140" w:lineRule="auto"/>
-        <w:rPr/>
-      </w:pPr>
-      <w:r>
-        <w:rPr>
-          <w:rFonts w:ascii="Garamond" w:cs="Garamond" w:eastAsia="Garamond" w:hAnsi="Garamond"/>
-          <w:b w:val="1"/>
-          <w:bCs w:val="1"/>
-          <w:color w:val="1a1a1a"/>
-          <w:sz w:val="22"/>
-          <w:szCs w:val="22"/>
-          <w:rtl w:val="0"/>
-        </w:rPr>
-        <w:t xml:space="preserve">Federal Institute of Mato Grosso (IFMT)</w:t>
-      </w:r>
-      <w:r>
-        <w:rPr>
-          <w:rtl w:val="0"/>
-        </w:rPr>
-        <w:tab/>
-      </w:r>
-      <w:r>
-        <w:rPr>
-          <w:rFonts w:ascii="Garamond" w:cs="Garamond" w:eastAsia="Garamond" w:hAnsi="Garamond"/>
-          <w:i w:val="1"/>
-          <w:iCs w:val="1"/>
-          <w:color w:val="555555"/>
-          <w:sz w:val="20"/>
-          <w:szCs w:val="20"/>
-          <w:rtl w:val="0"/>
-        </w:rPr>
-        <w:t xml:space="preserve">Jan 2018 – Dec 2020</w:t>
-      </w:r>
-      <w:r>
-        <w:rPr>
-          <w:rtl w:val="0"/>
-        </w:rPr>
-      </w:r>
-    </w:p>
-    <w:p>
-      <w:pPr>
-        <w:spacing w:after="20" w:before="0" w:lineRule="auto"/>
-        <w:rPr/>
-      </w:pPr>
-      <w:r>
-        <w:rPr>
-          <w:rFonts w:ascii="Garamond" w:cs="Garamond" w:eastAsia="Garamond" w:hAnsi="Garamond"/>
-          <w:i w:val="1"/>
-          <w:iCs w:val="1"/>
-          <w:color w:val="1a1a1a"/>
-          <w:sz w:val="20"/>
-          <w:szCs w:val="20"/>
-          <w:rtl w:val="0"/>
-        </w:rPr>
-        <w:t xml:space="preserve">Integrated High School + Technician in Electromechanics</w:t>
-      </w:r>
-      <w:r>
-        <w:rPr>
-          <w:rtl w:val="0"/>
-        </w:rPr>
-      </w:r>
-    </w:p>
-    <w:p>
-      <w:pPr>
-        <w:spacing w:after="60" w:before="0" w:lineRule="auto"/>
-        <w:rPr/>
-      </w:pPr>
-      <w:r>
-        <w:rPr>
-          <w:rFonts w:ascii="Garamond" w:cs="Garamond" w:eastAsia="Garamond" w:hAnsi="Garamond"/>
-          <w:color w:val="555555"/>
-          <w:sz w:val="20"/>
-          <w:szCs w:val="20"/>
-          <w:rtl w:val="0"/>
-        </w:rPr>
-        <w:t xml:space="preserve">Monitor in Machine Elements. Advanced English concluded Dec 2021.</w:t>
-      </w:r>
+        </w:rPr>
+      </w:pPr>
       <w:r>
         <w:rPr>
           <w:rtl w:val="0"/>
@@ -4096,7 +3907,7 @@
 
 <file path=customXML/item1.xml><?xml version="1.0" encoding="utf-8"?>
 <go:gDocsCustomXmlDataStorage xmlns:go="http://customooxmlschemas.google.com/" xmlns:r="http://schemas.openxmlformats.org/officeDocument/2006/relationships" uri="GoogleDocsCustomDataVersion2">
-  <go:docsCustomData xmlns:go="http://customooxmlschemas.google.com/" roundtripDataSignature="AMtx7mi6lhSRgKkrflhOIf19A/zK051wYg==">CgMxLjA4AHIhMXRZbEZpOFBwUDkySUR3ektmMnp2NG8xUTQ4N0g2aUpJ</go:docsCustomData>
+  <go:docsCustomData xmlns:go="http://customooxmlschemas.google.com/" roundtripDataSignature="AMtx7mgrCyebldrLhhTbDLNYn2GWNtxcTg==">CgMxLjA4AHIhMUFzdlVQUFhxRHZ3blBMMElYUFpsS0c2SE1ScDhSX0Rz</go:docsCustomData>
 </go:gDocsCustomXmlDataStorage>
 </file>
 
